--- a/Y3/T2/Network Security/Lab/MOD12-13-14/GNS3/Answer/16.3.11 Lab - Encrypting and Decrypting Data Using a Hacker Tool.docx
+++ b/Y3/T2/Network Security/Lab/MOD12-13-14/GNS3/Answer/16.3.11 Lab - Encrypting and Decrypting Data Using a Hacker Tool.docx
@@ -1,6 +1,6 @@
 
 <file path=word/document.xml><?xml version="1.0" encoding="utf-8"?>
-<w:document xmlns:wpc="http://schemas.microsoft.com/office/word/2010/wordprocessingCanvas" xmlns:cx="http://schemas.microsoft.com/office/drawing/2014/chartex" xmlns:cx1="http://schemas.microsoft.com/office/drawing/2015/9/8/chartex" xmlns:cx2="http://schemas.microsoft.com/office/drawing/2015/10/21/chartex" xmlns:cx3="http://schemas.microsoft.com/office/drawing/2016/5/9/chartex" xmlns:cx4="http://schemas.microsoft.com/office/drawing/2016/5/10/chartex" xmlns:cx5="http://schemas.microsoft.com/office/drawing/2016/5/11/chartex" xmlns:cx6="http://schemas.microsoft.com/office/drawing/2016/5/12/chartex" xmlns:cx7="http://schemas.microsoft.com/office/drawing/2016/5/13/chartex" xmlns:cx8="http://schemas.microsoft.com/office/drawing/2016/5/14/chartex" xmlns:mc="http://schemas.openxmlformats.org/markup-compatibility/2006" xmlns:aink="http://schemas.microsoft.com/office/drawing/2016/ink" xmlns:am3d="http://schemas.microsoft.com/office/drawing/2017/model3d" xmlns:o="urn:schemas-microsoft-com:office:office" xmlns:r="http://schemas.openxmlformats.org/officeDocument/2006/relationships" xmlns:m="http://schemas.openxmlformats.org/officeDocument/2006/math" xmlns:v="urn:schemas-microsoft-com:vml" xmlns:wp14="http://schemas.microsoft.com/office/word/2010/wordprocessingDrawing" xmlns:wp="http://schemas.openxmlformats.org/drawingml/2006/wordprocessingDrawing" xmlns:w10="urn:schemas-microsoft-com:office:word" xmlns:w="http://schemas.openxmlformats.org/wordprocessingml/2006/main" xmlns:w14="http://schemas.microsoft.com/office/word/2010/wordml" xmlns:w15="http://schemas.microsoft.com/office/word/2012/wordml" xmlns:w16cex="http://schemas.microsoft.com/office/word/2018/wordml/cex" xmlns:w16cid="http://schemas.microsoft.com/office/word/2016/wordml/cid" xmlns:w16="http://schemas.microsoft.com/office/word/2018/wordml" xmlns:w16se="http://schemas.microsoft.com/office/word/2015/wordml/symex" xmlns:wpg="http://schemas.microsoft.com/office/word/2010/wordprocessingGroup" xmlns:wpi="http://schemas.microsoft.com/office/word/2010/wordprocessingInk" xmlns:wne="http://schemas.microsoft.com/office/word/2006/wordml" xmlns:wps="http://schemas.microsoft.com/office/word/2010/wordprocessingShape" mc:Ignorable="w14 w15 w16se w16cid w16 w16cex wp14">
+<w:document xmlns:wpc="http://schemas.microsoft.com/office/word/2010/wordprocessingCanvas" xmlns:cx="http://schemas.microsoft.com/office/drawing/2014/chartex" xmlns:cx1="http://schemas.microsoft.com/office/drawing/2015/9/8/chartex" xmlns:cx2="http://schemas.microsoft.com/office/drawing/2015/10/21/chartex" xmlns:cx3="http://schemas.microsoft.com/office/drawing/2016/5/9/chartex" xmlns:cx4="http://schemas.microsoft.com/office/drawing/2016/5/10/chartex" xmlns:cx5="http://schemas.microsoft.com/office/drawing/2016/5/11/chartex" xmlns:cx6="http://schemas.microsoft.com/office/drawing/2016/5/12/chartex" xmlns:cx7="http://schemas.microsoft.com/office/drawing/2016/5/13/chartex" xmlns:cx8="http://schemas.microsoft.com/office/drawing/2016/5/14/chartex" xmlns:mc="http://schemas.openxmlformats.org/markup-compatibility/2006" xmlns:aink="http://schemas.microsoft.com/office/drawing/2016/ink" xmlns:am3d="http://schemas.microsoft.com/office/drawing/2017/model3d" xmlns:o="urn:schemas-microsoft-com:office:office" xmlns:oel="http://schemas.microsoft.com/office/2019/extlst" xmlns:r="http://schemas.openxmlformats.org/officeDocument/2006/relationships" xmlns:m="http://schemas.openxmlformats.org/officeDocument/2006/math" xmlns:v="urn:schemas-microsoft-com:vml" xmlns:wp14="http://schemas.microsoft.com/office/word/2010/wordprocessingDrawing" xmlns:wp="http://schemas.openxmlformats.org/drawingml/2006/wordprocessingDrawing" xmlns:w10="urn:schemas-microsoft-com:office:word" xmlns:w="http://schemas.openxmlformats.org/wordprocessingml/2006/main" xmlns:w14="http://schemas.microsoft.com/office/word/2010/wordml" xmlns:w15="http://schemas.microsoft.com/office/word/2012/wordml" xmlns:w16cex="http://schemas.microsoft.com/office/word/2018/wordml/cex" xmlns:w16cid="http://schemas.microsoft.com/office/word/2016/wordml/cid" xmlns:w16="http://schemas.microsoft.com/office/word/2018/wordml" xmlns:w16du="http://schemas.microsoft.com/office/word/2023/wordml/word16du" xmlns:w16sdtdh="http://schemas.microsoft.com/office/word/2020/wordml/sdtdatahash" xmlns:w16sdtfl="http://schemas.microsoft.com/office/word/2024/wordml/sdtformatlock" xmlns:w16se="http://schemas.microsoft.com/office/word/2015/wordml/symex" xmlns:wpg="http://schemas.microsoft.com/office/word/2010/wordprocessingGroup" xmlns:wpi="http://schemas.microsoft.com/office/word/2010/wordprocessingInk" xmlns:wne="http://schemas.microsoft.com/office/word/2006/wordml" xmlns:wps="http://schemas.microsoft.com/office/word/2010/wordprocessingShape" mc:Ignorable="w14 w15 w16se w16cid w16 w16cex w16sdtdh w16sdtfl w16du wp14">
   <w:body>
     <w:p>
       <w:pPr>
@@ -36,6 +36,9 @@
           <w:r>
             <w:t>Lab - Encrypting and Decrypting Data using a Hacker Tool</w:t>
           </w:r>
+          <w:r>
+            <w:t xml:space="preserve">                         ( THY DAYUTH )</w:t>
+          </w:r>
         </w:sdtContent>
       </w:sdt>
     </w:p>
@@ -89,7 +92,15 @@
         <w:pStyle w:val="BodyTextL25"/>
       </w:pPr>
       <w:r>
-        <w:t xml:space="preserve">What if you work for a large corporation that had </w:t>
+        <w:t xml:space="preserve">What if you work for a large corporation that </w:t>
+      </w:r>
+      <w:proofErr w:type="gramStart"/>
+      <w:r>
+        <w:t>had</w:t>
+      </w:r>
+      <w:proofErr w:type="gramEnd"/>
+      <w:r>
+        <w:t xml:space="preserve"> </w:t>
       </w:r>
       <w:r>
         <w:t>a corporate policy regarding removable media</w:t>
@@ -130,7 +141,15 @@
         <w:t xml:space="preserve">the password provided to open the zip file is invalid. </w:t>
       </w:r>
       <w:r>
-        <w:t>The CFO contacted you to see if there was anything you could to do.</w:t>
+        <w:t xml:space="preserve">The CFO contacted you to see if there was anything you </w:t>
+      </w:r>
+      <w:proofErr w:type="gramStart"/>
+      <w:r>
+        <w:t>could to</w:t>
+      </w:r>
+      <w:proofErr w:type="gramEnd"/>
+      <w:r>
+        <w:t xml:space="preserve"> do.</w:t>
       </w:r>
     </w:p>
     <w:p>
@@ -158,7 +177,15 @@
         <w:t>T</w:t>
       </w:r>
       <w:r>
-        <w:t xml:space="preserve">here may some tools available to recover lost passwords. This is especially true in situations such as this where </w:t>
+        <w:t xml:space="preserve">here may </w:t>
+      </w:r>
+      <w:proofErr w:type="gramStart"/>
+      <w:r>
+        <w:t>some</w:t>
+      </w:r>
+      <w:proofErr w:type="gramEnd"/>
+      <w:r>
+        <w:t xml:space="preserve"> tools available to recover lost passwords. This is especially true in situations such as this where </w:t>
       </w:r>
       <w:r>
         <w:t xml:space="preserve">the </w:t>
@@ -226,8 +253,16 @@
         <w:rPr>
           <w:b/>
         </w:rPr>
-        <w:t xml:space="preserve"> fcrackzip</w:t>
-      </w:r>
+        <w:t xml:space="preserve"> </w:t>
+      </w:r>
+      <w:proofErr w:type="gramStart"/>
+      <w:r>
+        <w:rPr>
+          <w:b/>
+        </w:rPr>
+        <w:t>fcrackzip</w:t>
+      </w:r>
+      <w:proofErr w:type="gramEnd"/>
       <w:r>
         <w:t xml:space="preserve"> </w:t>
       </w:r>
@@ -399,7 +434,15 @@
         <w:pStyle w:val="BodyTextL25"/>
       </w:pPr>
       <w:r>
-        <w:t>In this part, you will create a few text files that will be used to created encrypted zip files in the next step.</w:t>
+        <w:t xml:space="preserve">In this part, you will create a few text files that will be used to </w:t>
+      </w:r>
+      <w:proofErr w:type="gramStart"/>
+      <w:r>
+        <w:t>created</w:t>
+      </w:r>
+      <w:proofErr w:type="gramEnd"/>
+      <w:r>
+        <w:t xml:space="preserve"> encrypted zip files in the next step.</w:t>
       </w:r>
     </w:p>
     <w:p>
@@ -453,6 +496,7 @@
         <w:pStyle w:val="SubStepAlpha"/>
       </w:pPr>
       <w:r>
+        <w:lastRenderedPageBreak/>
         <w:t xml:space="preserve">Open a terminal window. Verify that you are in the </w:t>
       </w:r>
       <w:r>
@@ -549,7 +593,15 @@
         <w:t>sec_admin</w:t>
       </w:r>
       <w:r>
-        <w:t xml:space="preserve">@secOps Zip-Files]$ </w:t>
+        <w:t>@secOps Zip-</w:t>
+      </w:r>
+      <w:proofErr w:type="gramStart"/>
+      <w:r>
+        <w:t>Files]$</w:t>
+      </w:r>
+      <w:proofErr w:type="gramEnd"/>
+      <w:r>
+        <w:t xml:space="preserve"> </w:t>
       </w:r>
       <w:r>
         <w:rPr>
@@ -581,7 +633,15 @@
         <w:t>sec_admin</w:t>
       </w:r>
       <w:r>
-        <w:t xml:space="preserve">@secOps Zip-Files]$ </w:t>
+        <w:t>@secOps Zip-</w:t>
+      </w:r>
+      <w:proofErr w:type="gramStart"/>
+      <w:r>
+        <w:t>Files]$</w:t>
+      </w:r>
+      <w:proofErr w:type="gramEnd"/>
+      <w:r>
+        <w:t xml:space="preserve"> </w:t>
       </w:r>
       <w:r>
         <w:rPr>
@@ -616,7 +676,15 @@
         <w:t>sec_admin</w:t>
       </w:r>
       <w:r>
-        <w:t xml:space="preserve">@secOps Zip-Files]$ </w:t>
+        <w:t>@secOps Zip-</w:t>
+      </w:r>
+      <w:proofErr w:type="gramStart"/>
+      <w:r>
+        <w:t>Files]$</w:t>
+      </w:r>
+      <w:proofErr w:type="gramEnd"/>
+      <w:r>
+        <w:t xml:space="preserve"> </w:t>
       </w:r>
       <w:r>
         <w:rPr>
@@ -665,7 +733,15 @@
         <w:t>sec_admin</w:t>
       </w:r>
       <w:r>
-        <w:t xml:space="preserve">@secOps Zip-Files]$ </w:t>
+        <w:t>@secOps Zip-</w:t>
+      </w:r>
+      <w:proofErr w:type="gramStart"/>
+      <w:r>
+        <w:t>Files]$</w:t>
+      </w:r>
+      <w:proofErr w:type="gramEnd"/>
+      <w:r>
+        <w:t xml:space="preserve"> </w:t>
       </w:r>
       <w:r>
         <w:rPr>
@@ -679,8 +755,13 @@
       <w:pPr>
         <w:pStyle w:val="CMDOutput"/>
       </w:pPr>
-      <w:r>
-        <w:t>total 12</w:t>
+      <w:proofErr w:type="gramStart"/>
+      <w:r>
+        <w:t>total</w:t>
+      </w:r>
+      <w:proofErr w:type="gramEnd"/>
+      <w:r>
+        <w:t xml:space="preserve"> 12</w:t>
       </w:r>
     </w:p>
     <w:p>
@@ -848,7 +929,15 @@
         <w:t>ted for a password, enter a one-</w:t>
       </w:r>
       <w:r>
-        <w:t xml:space="preserve">character password of your choice. In the example, the letter </w:t>
+        <w:t xml:space="preserve">character password of your choice. In the example, </w:t>
+      </w:r>
+      <w:proofErr w:type="gramStart"/>
+      <w:r>
+        <w:t>the letter</w:t>
+      </w:r>
+      <w:proofErr w:type="gramEnd"/>
+      <w:r>
+        <w:t xml:space="preserve"> </w:t>
       </w:r>
       <w:r>
         <w:rPr>
@@ -871,7 +960,15 @@
         <w:t>sec_admin</w:t>
       </w:r>
       <w:r>
-        <w:t xml:space="preserve">@secOps Zip-Files]$ </w:t>
+        <w:t>@secOps Zip-</w:t>
+      </w:r>
+      <w:proofErr w:type="gramStart"/>
+      <w:r>
+        <w:t>Files]$</w:t>
+      </w:r>
+      <w:proofErr w:type="gramEnd"/>
+      <w:r>
+        <w:t xml:space="preserve"> </w:t>
       </w:r>
       <w:r>
         <w:rPr>
@@ -1087,7 +1184,15 @@
         <w:t>sec_admin</w:t>
       </w:r>
       <w:r>
-        <w:t xml:space="preserve">@secOps Zip-Files]$ </w:t>
+        <w:t>@secOps Zip-</w:t>
+      </w:r>
+      <w:proofErr w:type="gramStart"/>
+      <w:r>
+        <w:t>Files]$</w:t>
+      </w:r>
+      <w:proofErr w:type="gramEnd"/>
+      <w:r>
+        <w:t xml:space="preserve"> </w:t>
       </w:r>
       <w:r>
         <w:rPr>
@@ -1142,6 +1247,34 @@
         <w:pStyle w:val="CMDOutput"/>
       </w:pPr>
       <w:r>
+        <w:t>-rw-</w:t>
+      </w:r>
+      <w:proofErr w:type="gramStart"/>
+      <w:r>
+        <w:t>r--r</w:t>
+      </w:r>
+      <w:proofErr w:type="gramEnd"/>
+      <w:r>
+        <w:t xml:space="preserve">-- 1 </w:t>
+      </w:r>
+      <w:r>
+        <w:t>sec_admin</w:t>
+      </w:r>
+      <w:r>
+        <w:t xml:space="preserve"> </w:t>
+      </w:r>
+      <w:r>
+        <w:t>sec_admin</w:t>
+      </w:r>
+      <w:r>
+        <w:t xml:space="preserve"> 643 May 13 11:03 file-3.zip</w:t>
+      </w:r>
+    </w:p>
+    <w:p>
+      <w:pPr>
+        <w:pStyle w:val="CMDOutput"/>
+      </w:pPr>
+      <w:r>
         <w:t xml:space="preserve">-rw-r--r-- 1 </w:t>
       </w:r>
       <w:r>
@@ -1154,7 +1287,7 @@
         <w:t>sec_admin</w:t>
       </w:r>
       <w:r>
-        <w:t xml:space="preserve"> 643 May 13 11:03 file-3.zip</w:t>
+        <w:t xml:space="preserve"> 643 May 13 11:03 file-4.zip</w:t>
       </w:r>
     </w:p>
     <w:p>
@@ -1174,7 +1307,46 @@
         <w:t>sec_admin</w:t>
       </w:r>
       <w:r>
-        <w:t xml:space="preserve"> 643 May 13 11:03 file-4.zip</w:t>
+        <w:t xml:space="preserve"> 643 May 13 11:03 file-5.zip</w:t>
+      </w:r>
+    </w:p>
+    <w:p>
+      <w:pPr>
+        <w:pStyle w:val="SubStepAlpha"/>
+      </w:pPr>
+      <w:r>
+        <w:t>Attempt to open a zip using an incorrect password as shown.</w:t>
+      </w:r>
+    </w:p>
+    <w:p>
+      <w:pPr>
+        <w:pStyle w:val="CMD"/>
+        <w:rPr>
+          <w:b/>
+        </w:rPr>
+      </w:pPr>
+      <w:r>
+        <w:t>[</w:t>
+      </w:r>
+      <w:r>
+        <w:t>sec_admin</w:t>
+      </w:r>
+      <w:r>
+        <w:t>@secOps Zip-</w:t>
+      </w:r>
+      <w:proofErr w:type="gramStart"/>
+      <w:r>
+        <w:t>Files]$</w:t>
+      </w:r>
+      <w:proofErr w:type="gramEnd"/>
+      <w:r>
+        <w:t xml:space="preserve"> </w:t>
+      </w:r>
+      <w:r>
+        <w:rPr>
+          <w:b/>
+        </w:rPr>
+        <w:t>unzip file-1.zip</w:t>
       </w:r>
     </w:p>
     <w:p>
@@ -1182,58 +1354,20 @@
         <w:pStyle w:val="CMDOutput"/>
       </w:pPr>
       <w:r>
-        <w:t xml:space="preserve">-rw-r--r-- 1 </w:t>
-      </w:r>
-      <w:r>
-        <w:t>sec_admin</w:t>
-      </w:r>
-      <w:r>
-        <w:t xml:space="preserve"> </w:t>
-      </w:r>
-      <w:r>
-        <w:t>sec_admin</w:t>
-      </w:r>
-      <w:r>
-        <w:t xml:space="preserve"> 643 May 13 11:03 file-5.zip</w:t>
-      </w:r>
-    </w:p>
-    <w:p>
-      <w:pPr>
-        <w:pStyle w:val="SubStepAlpha"/>
-      </w:pPr>
-      <w:r>
-        <w:t>Attempt to open a zip using an incorrect password as shown.</w:t>
-      </w:r>
-    </w:p>
-    <w:p>
-      <w:pPr>
-        <w:pStyle w:val="CMD"/>
-        <w:rPr>
-          <w:b/>
-        </w:rPr>
-      </w:pPr>
-      <w:r>
-        <w:t>[</w:t>
-      </w:r>
-      <w:r>
-        <w:t>sec_admin</w:t>
-      </w:r>
-      <w:r>
-        <w:t xml:space="preserve">@secOps Zip-Files]$ </w:t>
-      </w:r>
-      <w:r>
-        <w:rPr>
-          <w:b/>
-        </w:rPr>
-        <w:t>unzip file-1.zip</w:t>
-      </w:r>
+        <w:t>Archive</w:t>
+      </w:r>
+      <w:proofErr w:type="gramStart"/>
+      <w:r>
+        <w:t>:  file-1.zip</w:t>
+      </w:r>
+      <w:proofErr w:type="gramEnd"/>
     </w:p>
     <w:p>
       <w:pPr>
         <w:pStyle w:val="CMDOutput"/>
       </w:pPr>
       <w:r>
-        <w:t>Archive:  file-1.zip</w:t>
+        <w:t xml:space="preserve">[file-1.zip] sample-1.txt password: </w:t>
       </w:r>
     </w:p>
     <w:p>
@@ -1241,7 +1375,15 @@
         <w:pStyle w:val="CMDOutput"/>
       </w:pPr>
       <w:r>
-        <w:t xml:space="preserve">[file-1.zip] sample-1.txt password: </w:t>
+        <w:t>password incorrect--</w:t>
+      </w:r>
+      <w:proofErr w:type="gramStart"/>
+      <w:r>
+        <w:t>reenter</w:t>
+      </w:r>
+      <w:proofErr w:type="gramEnd"/>
+      <w:r>
+        <w:t xml:space="preserve">: </w:t>
       </w:r>
     </w:p>
     <w:p>
@@ -1249,7 +1391,15 @@
         <w:pStyle w:val="CMDOutput"/>
       </w:pPr>
       <w:r>
-        <w:t xml:space="preserve">password incorrect--reenter: </w:t>
+        <w:t>password incorrect--</w:t>
+      </w:r>
+      <w:proofErr w:type="gramStart"/>
+      <w:r>
+        <w:t>reenter</w:t>
+      </w:r>
+      <w:proofErr w:type="gramEnd"/>
+      <w:r>
+        <w:t xml:space="preserve">: </w:t>
       </w:r>
     </w:p>
     <w:p>
@@ -1257,7 +1407,7 @@
         <w:pStyle w:val="CMDOutput"/>
       </w:pPr>
       <w:r>
-        <w:t xml:space="preserve">password incorrect--reenter: </w:t>
+        <w:t xml:space="preserve">   skipping: sample-1.txt            incorrect password</w:t>
       </w:r>
     </w:p>
     <w:p>
@@ -1265,7 +1415,7 @@
         <w:pStyle w:val="CMDOutput"/>
       </w:pPr>
       <w:r>
-        <w:t xml:space="preserve">   skipping: sample-1.txt            incorrect password</w:t>
+        <w:t xml:space="preserve">[file-1.zip] sample-2.txt password: </w:t>
       </w:r>
     </w:p>
     <w:p>
@@ -1273,7 +1423,15 @@
         <w:pStyle w:val="CMDOutput"/>
       </w:pPr>
       <w:r>
-        <w:t xml:space="preserve">[file-1.zip] sample-2.txt password: </w:t>
+        <w:t>password incorrect--</w:t>
+      </w:r>
+      <w:proofErr w:type="gramStart"/>
+      <w:r>
+        <w:t>reenter</w:t>
+      </w:r>
+      <w:proofErr w:type="gramEnd"/>
+      <w:r>
+        <w:t xml:space="preserve">: </w:t>
       </w:r>
     </w:p>
     <w:p>
@@ -1281,7 +1439,15 @@
         <w:pStyle w:val="CMDOutput"/>
       </w:pPr>
       <w:r>
-        <w:t xml:space="preserve">password incorrect--reenter: </w:t>
+        <w:t>password incorrect--</w:t>
+      </w:r>
+      <w:proofErr w:type="gramStart"/>
+      <w:r>
+        <w:t>reenter</w:t>
+      </w:r>
+      <w:proofErr w:type="gramEnd"/>
+      <w:r>
+        <w:t xml:space="preserve">: </w:t>
       </w:r>
     </w:p>
     <w:p>
@@ -1289,7 +1455,7 @@
         <w:pStyle w:val="CMDOutput"/>
       </w:pPr>
       <w:r>
-        <w:t xml:space="preserve">password incorrect--reenter: </w:t>
+        <w:t xml:space="preserve">   skipping: sample-2.txt            incorrect password</w:t>
       </w:r>
     </w:p>
     <w:p>
@@ -1297,7 +1463,7 @@
         <w:pStyle w:val="CMDOutput"/>
       </w:pPr>
       <w:r>
-        <w:t xml:space="preserve">   skipping: sample-2.txt            incorrect password</w:t>
+        <w:t xml:space="preserve">[file-1.zip] sample-3.txt password: </w:t>
       </w:r>
     </w:p>
     <w:p>
@@ -1305,7 +1471,15 @@
         <w:pStyle w:val="CMDOutput"/>
       </w:pPr>
       <w:r>
-        <w:t xml:space="preserve">[file-1.zip] sample-3.txt password: </w:t>
+        <w:t>password incorrect--</w:t>
+      </w:r>
+      <w:proofErr w:type="gramStart"/>
+      <w:r>
+        <w:t>reenter</w:t>
+      </w:r>
+      <w:proofErr w:type="gramEnd"/>
+      <w:r>
+        <w:t xml:space="preserve">: </w:t>
       </w:r>
     </w:p>
     <w:p>
@@ -1313,15 +1487,15 @@
         <w:pStyle w:val="CMDOutput"/>
       </w:pPr>
       <w:r>
-        <w:t xml:space="preserve">password incorrect--reenter: </w:t>
-      </w:r>
-    </w:p>
-    <w:p>
-      <w:pPr>
-        <w:pStyle w:val="CMDOutput"/>
-      </w:pPr>
-      <w:r>
-        <w:t xml:space="preserve">password incorrect--reenter: </w:t>
+        <w:t>password incorrect--</w:t>
+      </w:r>
+      <w:proofErr w:type="gramStart"/>
+      <w:r>
+        <w:t>reenter</w:t>
+      </w:r>
+      <w:proofErr w:type="gramEnd"/>
+      <w:r>
+        <w:t xml:space="preserve">: </w:t>
       </w:r>
     </w:p>
     <w:p>
@@ -1472,7 +1646,15 @@
         <w:t>Now</w:t>
       </w:r>
       <w:r>
-        <w:t xml:space="preserve"> attempt to recover the password of the </w:t>
+        <w:t xml:space="preserve"> </w:t>
+      </w:r>
+      <w:proofErr w:type="gramStart"/>
+      <w:r>
+        <w:t>attempt</w:t>
+      </w:r>
+      <w:proofErr w:type="gramEnd"/>
+      <w:r>
+        <w:t xml:space="preserve"> to recover the password of the </w:t>
       </w:r>
       <w:r>
         <w:rPr>
@@ -1519,7 +1701,15 @@
         <w:t>sec_admin</w:t>
       </w:r>
       <w:r>
-        <w:t xml:space="preserve">@secOps Zip-Files]$ </w:t>
+        <w:t>@secOps Zip-</w:t>
+      </w:r>
+      <w:proofErr w:type="gramStart"/>
+      <w:r>
+        <w:t>Files]$</w:t>
+      </w:r>
+      <w:proofErr w:type="gramEnd"/>
+      <w:r>
+        <w:t xml:space="preserve"> </w:t>
       </w:r>
       <w:r>
         <w:rPr>
@@ -1611,18 +1801,40 @@
     <w:p>
       <w:pPr>
         <w:pStyle w:val="AnswerLineL50"/>
-      </w:pPr>
-      <w:r>
-        <w:t>Type your answers here.</w:t>
-      </w:r>
+        <w:rPr>
+          <w:color w:val="EE0000"/>
+        </w:rPr>
+      </w:pPr>
+      <w:r>
+        <w:rPr>
+          <w:color w:val="EE0000"/>
+        </w:rPr>
+        <w:t xml:space="preserve">It takes only a few seconds to discover the </w:t>
+      </w:r>
+      <w:proofErr w:type="gramStart"/>
+      <w:r>
+        <w:rPr>
+          <w:color w:val="EE0000"/>
+        </w:rPr>
+        <w:t>password.</w:t>
+      </w:r>
+      <w:r>
+        <w:rPr>
+          <w:color w:val="EE0000"/>
+        </w:rPr>
+        <w:t>.</w:t>
+      </w:r>
+      <w:proofErr w:type="gramEnd"/>
     </w:p>
     <w:p>
       <w:pPr>
         <w:pStyle w:val="SubStepAlpha"/>
       </w:pPr>
+      <w:proofErr w:type="gramStart"/>
       <w:r>
         <w:t>Now</w:t>
       </w:r>
+      <w:proofErr w:type="gramEnd"/>
       <w:r>
         <w:t xml:space="preserve"> attempt to recover the password of the </w:t>
       </w:r>
@@ -1669,7 +1881,15 @@
         <w:t>sec_admin</w:t>
       </w:r>
       <w:r>
-        <w:t xml:space="preserve">@secOps Zip-Files]$ </w:t>
+        <w:t>@secOps Zip-</w:t>
+      </w:r>
+      <w:proofErr w:type="gramStart"/>
+      <w:r>
+        <w:t>Files]$</w:t>
+      </w:r>
+      <w:proofErr w:type="gramEnd"/>
+      <w:r>
+        <w:t xml:space="preserve"> </w:t>
       </w:r>
       <w:r>
         <w:rPr>
@@ -1740,9 +1960,21 @@
     <w:p>
       <w:pPr>
         <w:pStyle w:val="AnswerLineL50"/>
-      </w:pPr>
-      <w:r>
-        <w:t>Type your answers here.</w:t>
+        <w:rPr>
+          <w:color w:val="EE0000"/>
+        </w:rPr>
+      </w:pPr>
+      <w:r>
+        <w:rPr>
+          <w:color w:val="EE0000"/>
+        </w:rPr>
+        <w:t>It takes a few seconds, slightly longer than one character</w:t>
+      </w:r>
+      <w:r>
+        <w:rPr>
+          <w:color w:val="EE0000"/>
+        </w:rPr>
+        <w:t>.</w:t>
       </w:r>
     </w:p>
     <w:p>
@@ -1759,7 +1991,15 @@
         <w:t>file-3.zip</w:t>
       </w:r>
       <w:r>
-        <w:t xml:space="preserve"> file. Recall, that a three-</w:t>
+        <w:t xml:space="preserve"> file. </w:t>
+      </w:r>
+      <w:proofErr w:type="gramStart"/>
+      <w:r>
+        <w:t>Recall,</w:t>
+      </w:r>
+      <w:proofErr w:type="gramEnd"/>
+      <w:r>
+        <w:t xml:space="preserve"> that a three-</w:t>
       </w:r>
       <w:r>
         <w:t>character password was used to encrypt the file.</w:t>
@@ -1812,7 +2052,15 @@
         <w:t>sec_admin</w:t>
       </w:r>
       <w:r>
-        <w:t xml:space="preserve">@secOps Zip-Files]$ </w:t>
+        <w:t>@secOps Zip-</w:t>
+      </w:r>
+      <w:proofErr w:type="gramStart"/>
+      <w:r>
+        <w:t>Files]$</w:t>
+      </w:r>
+      <w:proofErr w:type="gramEnd"/>
+      <w:r>
+        <w:t xml:space="preserve"> </w:t>
       </w:r>
       <w:r>
         <w:rPr>
@@ -1883,9 +2131,21 @@
     <w:p>
       <w:pPr>
         <w:pStyle w:val="AnswerLineL50"/>
-      </w:pPr>
-      <w:r>
-        <w:t>Type your answers here.</w:t>
+        <w:rPr>
+          <w:color w:val="EE0000"/>
+        </w:rPr>
+      </w:pPr>
+      <w:r>
+        <w:rPr>
+          <w:color w:val="EE0000"/>
+        </w:rPr>
+        <w:t>It takes noticeably longer, typically several seconds to under a minute</w:t>
+      </w:r>
+      <w:r>
+        <w:rPr>
+          <w:color w:val="EE0000"/>
+        </w:rPr>
+        <w:t>.</w:t>
       </w:r>
     </w:p>
     <w:p>
@@ -1953,7 +2213,15 @@
         <w:t>sec_admin</w:t>
       </w:r>
       <w:r>
-        <w:t xml:space="preserve">@secOps Zip-Files]$ </w:t>
+        <w:t>@secOps Zip-</w:t>
+      </w:r>
+      <w:proofErr w:type="gramStart"/>
+      <w:r>
+        <w:t>Files]$</w:t>
+      </w:r>
+      <w:proofErr w:type="gramEnd"/>
+      <w:r>
+        <w:t xml:space="preserve"> </w:t>
       </w:r>
       <w:r>
         <w:rPr>
@@ -2030,9 +2298,21 @@
     <w:p>
       <w:pPr>
         <w:pStyle w:val="AnswerLineL50"/>
-      </w:pPr>
-      <w:r>
-        <w:t>Type your answers here.</w:t>
+        <w:rPr>
+          <w:color w:val="EE0000"/>
+        </w:rPr>
+      </w:pPr>
+      <w:r>
+        <w:rPr>
+          <w:color w:val="EE0000"/>
+        </w:rPr>
+        <w:t>It can take several minutes depending on system performance</w:t>
+      </w:r>
+      <w:r>
+        <w:rPr>
+          <w:color w:val="EE0000"/>
+        </w:rPr>
+        <w:t>.</w:t>
       </w:r>
     </w:p>
     <w:p>
@@ -2111,7 +2391,15 @@
         <w:t>sec_admin</w:t>
       </w:r>
       <w:r>
-        <w:t xml:space="preserve">@secOps Zip-Files]$ </w:t>
+        <w:t>@secOps Zip-</w:t>
+      </w:r>
+      <w:proofErr w:type="gramStart"/>
+      <w:r>
+        <w:t>Files]$</w:t>
+      </w:r>
+      <w:proofErr w:type="gramEnd"/>
+      <w:r>
+        <w:t xml:space="preserve"> </w:t>
       </w:r>
       <w:r>
         <w:rPr>
@@ -2185,15 +2473,21 @@
     <w:p>
       <w:pPr>
         <w:pStyle w:val="AnswerLineL50"/>
-      </w:pPr>
-      <w:r>
-        <w:t xml:space="preserve">Type </w:t>
-      </w:r>
-      <w:r>
-        <w:t xml:space="preserve">your </w:t>
-      </w:r>
-      <w:r>
-        <w:t>answers here.</w:t>
+        <w:rPr>
+          <w:color w:val="EE0000"/>
+        </w:rPr>
+      </w:pPr>
+      <w:r>
+        <w:rPr>
+          <w:color w:val="EE0000"/>
+        </w:rPr>
+        <w:t>It may take many minutes to hours as combinations increase significantly</w:t>
+      </w:r>
+      <w:r>
+        <w:rPr>
+          <w:color w:val="EE0000"/>
+        </w:rPr>
+        <w:t>.</w:t>
       </w:r>
     </w:p>
     <w:p>
@@ -2275,9 +2569,21 @@
     <w:p>
       <w:pPr>
         <w:pStyle w:val="AnswerLineL50"/>
-      </w:pPr>
-      <w:r>
-        <w:t>Type your answers here.</w:t>
+        <w:rPr>
+          <w:color w:val="EE0000"/>
+        </w:rPr>
+      </w:pPr>
+      <w:r>
+        <w:rPr>
+          <w:color w:val="EE0000"/>
+        </w:rPr>
+        <w:t>Estimated time for 6-character password: It could take hours or longer depending on complexity and hardware</w:t>
+      </w:r>
+      <w:r>
+        <w:rPr>
+          <w:color w:val="EE0000"/>
+        </w:rPr>
+        <w:t>.</w:t>
       </w:r>
     </w:p>
     <w:p>
@@ -2334,7 +2640,15 @@
         <w:t>sec_admin</w:t>
       </w:r>
       <w:r>
-        <w:t xml:space="preserve">@secOps Zip-Files]$ </w:t>
+        <w:t>@secOps Zip-</w:t>
+      </w:r>
+      <w:proofErr w:type="gramStart"/>
+      <w:r>
+        <w:t>Files]$</w:t>
+      </w:r>
+      <w:proofErr w:type="gramEnd"/>
+      <w:r>
+        <w:t xml:space="preserve"> </w:t>
       </w:r>
       <w:r>
         <w:rPr>
@@ -2394,7 +2708,15 @@
         <w:t>sec_admin</w:t>
       </w:r>
       <w:r>
-        <w:t xml:space="preserve">@secOps Zip-Files]$ </w:t>
+        <w:t>@secOps Zip-</w:t>
+      </w:r>
+      <w:proofErr w:type="gramStart"/>
+      <w:r>
+        <w:t>Files]$</w:t>
+      </w:r>
+      <w:proofErr w:type="gramEnd"/>
+      <w:r>
+        <w:t xml:space="preserve"> </w:t>
       </w:r>
       <w:r>
         <w:rPr>
@@ -2423,9 +2745,21 @@
     <w:p>
       <w:pPr>
         <w:pStyle w:val="AnswerLineL50"/>
-      </w:pPr>
-      <w:r>
-        <w:t>Type your answers here.</w:t>
+        <w:rPr>
+          <w:color w:val="EE0000"/>
+        </w:rPr>
+      </w:pPr>
+      <w:r>
+        <w:rPr>
+          <w:color w:val="EE0000"/>
+        </w:rPr>
+        <w:t>Actual time for 6-character password: It typically takes significantly longer than five characters, often hours</w:t>
+      </w:r>
+      <w:r>
+        <w:rPr>
+          <w:color w:val="EE0000"/>
+        </w:rPr>
+        <w:t>.</w:t>
       </w:r>
     </w:p>
     <w:p>
@@ -2469,9 +2803,21 @@
     <w:p>
       <w:pPr>
         <w:pStyle w:val="AnswerLineL50"/>
-      </w:pPr>
-      <w:r>
-        <w:t>Type your answers here.</w:t>
+        <w:rPr>
+          <w:color w:val="EE0000"/>
+        </w:rPr>
+      </w:pPr>
+      <w:r>
+        <w:rPr>
+          <w:color w:val="EE0000"/>
+        </w:rPr>
+        <w:t>At least 12–16 characters with mixed uppercase, lowercase, numbers, and symbols</w:t>
+      </w:r>
+      <w:r>
+        <w:rPr>
+          <w:color w:val="EE0000"/>
+        </w:rPr>
+        <w:t>.</w:t>
       </w:r>
     </w:p>
     <w:p>
@@ -2498,7 +2844,7 @@
 </file>
 
 <file path=word/endnotes.xml><?xml version="1.0" encoding="utf-8"?>
-<w:endnotes xmlns:wpc="http://schemas.microsoft.com/office/word/2010/wordprocessingCanvas" xmlns:cx="http://schemas.microsoft.com/office/drawing/2014/chartex" xmlns:cx1="http://schemas.microsoft.com/office/drawing/2015/9/8/chartex" xmlns:cx2="http://schemas.microsoft.com/office/drawing/2015/10/21/chartex" xmlns:cx3="http://schemas.microsoft.com/office/drawing/2016/5/9/chartex" xmlns:cx4="http://schemas.microsoft.com/office/drawing/2016/5/10/chartex" xmlns:cx5="http://schemas.microsoft.com/office/drawing/2016/5/11/chartex" xmlns:cx6="http://schemas.microsoft.com/office/drawing/2016/5/12/chartex" xmlns:cx7="http://schemas.microsoft.com/office/drawing/2016/5/13/chartex" xmlns:cx8="http://schemas.microsoft.com/office/drawing/2016/5/14/chartex" xmlns:mc="http://schemas.openxmlformats.org/markup-compatibility/2006" xmlns:aink="http://schemas.microsoft.com/office/drawing/2016/ink" xmlns:am3d="http://schemas.microsoft.com/office/drawing/2017/model3d" xmlns:o="urn:schemas-microsoft-com:office:office" xmlns:r="http://schemas.openxmlformats.org/officeDocument/2006/relationships" xmlns:m="http://schemas.openxmlformats.org/officeDocument/2006/math" xmlns:v="urn:schemas-microsoft-com:vml" xmlns:wp14="http://schemas.microsoft.com/office/word/2010/wordprocessingDrawing" xmlns:wp="http://schemas.openxmlformats.org/drawingml/2006/wordprocessingDrawing" xmlns:w10="urn:schemas-microsoft-com:office:word" xmlns:w="http://schemas.openxmlformats.org/wordprocessingml/2006/main" xmlns:w14="http://schemas.microsoft.com/office/word/2010/wordml" xmlns:w15="http://schemas.microsoft.com/office/word/2012/wordml" xmlns:w16cex="http://schemas.microsoft.com/office/word/2018/wordml/cex" xmlns:w16cid="http://schemas.microsoft.com/office/word/2016/wordml/cid" xmlns:w16="http://schemas.microsoft.com/office/word/2018/wordml" xmlns:w16se="http://schemas.microsoft.com/office/word/2015/wordml/symex" xmlns:wpg="http://schemas.microsoft.com/office/word/2010/wordprocessingGroup" xmlns:wpi="http://schemas.microsoft.com/office/word/2010/wordprocessingInk" xmlns:wne="http://schemas.microsoft.com/office/word/2006/wordml" xmlns:wps="http://schemas.microsoft.com/office/word/2010/wordprocessingShape" mc:Ignorable="w14 w15 w16se w16cid w16 w16cex wp14">
+<w:endnotes xmlns:wpc="http://schemas.microsoft.com/office/word/2010/wordprocessingCanvas" xmlns:cx="http://schemas.microsoft.com/office/drawing/2014/chartex" xmlns:cx1="http://schemas.microsoft.com/office/drawing/2015/9/8/chartex" xmlns:cx2="http://schemas.microsoft.com/office/drawing/2015/10/21/chartex" xmlns:cx3="http://schemas.microsoft.com/office/drawing/2016/5/9/chartex" xmlns:cx4="http://schemas.microsoft.com/office/drawing/2016/5/10/chartex" xmlns:cx5="http://schemas.microsoft.com/office/drawing/2016/5/11/chartex" xmlns:cx6="http://schemas.microsoft.com/office/drawing/2016/5/12/chartex" xmlns:cx7="http://schemas.microsoft.com/office/drawing/2016/5/13/chartex" xmlns:cx8="http://schemas.microsoft.com/office/drawing/2016/5/14/chartex" xmlns:mc="http://schemas.openxmlformats.org/markup-compatibility/2006" xmlns:aink="http://schemas.microsoft.com/office/drawing/2016/ink" xmlns:am3d="http://schemas.microsoft.com/office/drawing/2017/model3d" xmlns:o="urn:schemas-microsoft-com:office:office" xmlns:oel="http://schemas.microsoft.com/office/2019/extlst" xmlns:r="http://schemas.openxmlformats.org/officeDocument/2006/relationships" xmlns:m="http://schemas.openxmlformats.org/officeDocument/2006/math" xmlns:v="urn:schemas-microsoft-com:vml" xmlns:wp14="http://schemas.microsoft.com/office/word/2010/wordprocessingDrawing" xmlns:wp="http://schemas.openxmlformats.org/drawingml/2006/wordprocessingDrawing" xmlns:w10="urn:schemas-microsoft-com:office:word" xmlns:w="http://schemas.openxmlformats.org/wordprocessingml/2006/main" xmlns:w14="http://schemas.microsoft.com/office/word/2010/wordml" xmlns:w15="http://schemas.microsoft.com/office/word/2012/wordml" xmlns:w16cex="http://schemas.microsoft.com/office/word/2018/wordml/cex" xmlns:w16cid="http://schemas.microsoft.com/office/word/2016/wordml/cid" xmlns:w16="http://schemas.microsoft.com/office/word/2018/wordml" xmlns:w16du="http://schemas.microsoft.com/office/word/2023/wordml/word16du" xmlns:w16sdtdh="http://schemas.microsoft.com/office/word/2020/wordml/sdtdatahash" xmlns:w16sdtfl="http://schemas.microsoft.com/office/word/2024/wordml/sdtformatlock" xmlns:w16se="http://schemas.microsoft.com/office/word/2015/wordml/symex" xmlns:wpg="http://schemas.microsoft.com/office/word/2010/wordprocessingGroup" xmlns:wpi="http://schemas.microsoft.com/office/word/2010/wordprocessingInk" xmlns:wne="http://schemas.microsoft.com/office/word/2006/wordml" xmlns:wps="http://schemas.microsoft.com/office/word/2010/wordprocessingShape" mc:Ignorable="w14 w15 w16se w16cid w16 w16cex w16sdtdh w16sdtfl w16du wp14">
   <w:endnote w:type="separator" w:id="-1">
     <w:p>
       <w:pPr>
@@ -2525,7 +2871,7 @@
 </file>
 
 <file path=word/footer1.xml><?xml version="1.0" encoding="utf-8"?>
-<w:ftr xmlns:wpc="http://schemas.microsoft.com/office/word/2010/wordprocessingCanvas" xmlns:cx="http://schemas.microsoft.com/office/drawing/2014/chartex" xmlns:cx1="http://schemas.microsoft.com/office/drawing/2015/9/8/chartex" xmlns:cx2="http://schemas.microsoft.com/office/drawing/2015/10/21/chartex" xmlns:cx3="http://schemas.microsoft.com/office/drawing/2016/5/9/chartex" xmlns:cx4="http://schemas.microsoft.com/office/drawing/2016/5/10/chartex" xmlns:cx5="http://schemas.microsoft.com/office/drawing/2016/5/11/chartex" xmlns:cx6="http://schemas.microsoft.com/office/drawing/2016/5/12/chartex" xmlns:cx7="http://schemas.microsoft.com/office/drawing/2016/5/13/chartex" xmlns:cx8="http://schemas.microsoft.com/office/drawing/2016/5/14/chartex" xmlns:mc="http://schemas.openxmlformats.org/markup-compatibility/2006" xmlns:aink="http://schemas.microsoft.com/office/drawing/2016/ink" xmlns:am3d="http://schemas.microsoft.com/office/drawing/2017/model3d" xmlns:o="urn:schemas-microsoft-com:office:office" xmlns:r="http://schemas.openxmlformats.org/officeDocument/2006/relationships" xmlns:m="http://schemas.openxmlformats.org/officeDocument/2006/math" xmlns:v="urn:schemas-microsoft-com:vml" xmlns:wp14="http://schemas.microsoft.com/office/word/2010/wordprocessingDrawing" xmlns:wp="http://schemas.openxmlformats.org/drawingml/2006/wordprocessingDrawing" xmlns:w10="urn:schemas-microsoft-com:office:word" xmlns:w="http://schemas.openxmlformats.org/wordprocessingml/2006/main" xmlns:w14="http://schemas.microsoft.com/office/word/2010/wordml" xmlns:w15="http://schemas.microsoft.com/office/word/2012/wordml" xmlns:w16cex="http://schemas.microsoft.com/office/word/2018/wordml/cex" xmlns:w16cid="http://schemas.microsoft.com/office/word/2016/wordml/cid" xmlns:w16="http://schemas.microsoft.com/office/word/2018/wordml" xmlns:w16se="http://schemas.microsoft.com/office/word/2015/wordml/symex" xmlns:wpg="http://schemas.microsoft.com/office/word/2010/wordprocessingGroup" xmlns:wpi="http://schemas.microsoft.com/office/word/2010/wordprocessingInk" xmlns:wne="http://schemas.microsoft.com/office/word/2006/wordml" xmlns:wps="http://schemas.microsoft.com/office/word/2010/wordprocessingShape" mc:Ignorable="w14 w15 w16se w16cid w16 w16cex wp14">
+<w:ftr xmlns:wpc="http://schemas.microsoft.com/office/word/2010/wordprocessingCanvas" xmlns:cx="http://schemas.microsoft.com/office/drawing/2014/chartex" xmlns:cx1="http://schemas.microsoft.com/office/drawing/2015/9/8/chartex" xmlns:cx2="http://schemas.microsoft.com/office/drawing/2015/10/21/chartex" xmlns:cx3="http://schemas.microsoft.com/office/drawing/2016/5/9/chartex" xmlns:cx4="http://schemas.microsoft.com/office/drawing/2016/5/10/chartex" xmlns:cx5="http://schemas.microsoft.com/office/drawing/2016/5/11/chartex" xmlns:cx6="http://schemas.microsoft.com/office/drawing/2016/5/12/chartex" xmlns:cx7="http://schemas.microsoft.com/office/drawing/2016/5/13/chartex" xmlns:cx8="http://schemas.microsoft.com/office/drawing/2016/5/14/chartex" xmlns:mc="http://schemas.openxmlformats.org/markup-compatibility/2006" xmlns:aink="http://schemas.microsoft.com/office/drawing/2016/ink" xmlns:am3d="http://schemas.microsoft.com/office/drawing/2017/model3d" xmlns:o="urn:schemas-microsoft-com:office:office" xmlns:oel="http://schemas.microsoft.com/office/2019/extlst" xmlns:r="http://schemas.openxmlformats.org/officeDocument/2006/relationships" xmlns:m="http://schemas.openxmlformats.org/officeDocument/2006/math" xmlns:v="urn:schemas-microsoft-com:vml" xmlns:wp14="http://schemas.microsoft.com/office/word/2010/wordprocessingDrawing" xmlns:wp="http://schemas.openxmlformats.org/drawingml/2006/wordprocessingDrawing" xmlns:w10="urn:schemas-microsoft-com:office:word" xmlns:w="http://schemas.openxmlformats.org/wordprocessingml/2006/main" xmlns:w14="http://schemas.microsoft.com/office/word/2010/wordml" xmlns:w15="http://schemas.microsoft.com/office/word/2012/wordml" xmlns:w16cex="http://schemas.microsoft.com/office/word/2018/wordml/cex" xmlns:w16cid="http://schemas.microsoft.com/office/word/2016/wordml/cid" xmlns:w16="http://schemas.microsoft.com/office/word/2018/wordml" xmlns:w16du="http://schemas.microsoft.com/office/word/2023/wordml/word16du" xmlns:w16sdtdh="http://schemas.microsoft.com/office/word/2020/wordml/sdtdatahash" xmlns:w16sdtfl="http://schemas.microsoft.com/office/word/2024/wordml/sdtformatlock" xmlns:w16se="http://schemas.microsoft.com/office/word/2015/wordml/symex" xmlns:wpg="http://schemas.microsoft.com/office/word/2010/wordprocessingGroup" xmlns:wpi="http://schemas.microsoft.com/office/word/2010/wordprocessingInk" xmlns:wne="http://schemas.microsoft.com/office/word/2006/wordml" xmlns:wps="http://schemas.microsoft.com/office/word/2010/wordprocessingShape" mc:Ignorable="w14 w15 w16se w16cid w16 w16cex w16sdtdh w16sdtfl w16du wp14">
   <w:p>
     <w:pPr>
       <w:pStyle w:val="Footer"/>
@@ -2547,7 +2893,6 @@
         <w:dataBinding w:prefixMappings="xmlns:ns0='http://purl.org/dc/elements/1.1/' xmlns:ns1='http://schemas.openxmlformats.org/package/2006/metadata/core-properties' " w:xpath="/ns1:coreProperties[1]/ns0:description[1]" w:storeItemID="{6C3C8BC8-F283-45AE-878A-BAB7291924A1}"/>
         <w:text w:multiLine="1"/>
       </w:sdtPr>
-      <w:sdtEndPr/>
       <w:sdtContent>
         <w:r>
           <w:t>2017</w:t>
@@ -2685,7 +3030,7 @@
 </file>
 
 <file path=word/footer2.xml><?xml version="1.0" encoding="utf-8"?>
-<w:ftr xmlns:wpc="http://schemas.microsoft.com/office/word/2010/wordprocessingCanvas" xmlns:cx="http://schemas.microsoft.com/office/drawing/2014/chartex" xmlns:cx1="http://schemas.microsoft.com/office/drawing/2015/9/8/chartex" xmlns:cx2="http://schemas.microsoft.com/office/drawing/2015/10/21/chartex" xmlns:cx3="http://schemas.microsoft.com/office/drawing/2016/5/9/chartex" xmlns:cx4="http://schemas.microsoft.com/office/drawing/2016/5/10/chartex" xmlns:cx5="http://schemas.microsoft.com/office/drawing/2016/5/11/chartex" xmlns:cx6="http://schemas.microsoft.com/office/drawing/2016/5/12/chartex" xmlns:cx7="http://schemas.microsoft.com/office/drawing/2016/5/13/chartex" xmlns:cx8="http://schemas.microsoft.com/office/drawing/2016/5/14/chartex" xmlns:mc="http://schemas.openxmlformats.org/markup-compatibility/2006" xmlns:aink="http://schemas.microsoft.com/office/drawing/2016/ink" xmlns:am3d="http://schemas.microsoft.com/office/drawing/2017/model3d" xmlns:o="urn:schemas-microsoft-com:office:office" xmlns:r="http://schemas.openxmlformats.org/officeDocument/2006/relationships" xmlns:m="http://schemas.openxmlformats.org/officeDocument/2006/math" xmlns:v="urn:schemas-microsoft-com:vml" xmlns:wp14="http://schemas.microsoft.com/office/word/2010/wordprocessingDrawing" xmlns:wp="http://schemas.openxmlformats.org/drawingml/2006/wordprocessingDrawing" xmlns:w10="urn:schemas-microsoft-com:office:word" xmlns:w="http://schemas.openxmlformats.org/wordprocessingml/2006/main" xmlns:w14="http://schemas.microsoft.com/office/word/2010/wordml" xmlns:w15="http://schemas.microsoft.com/office/word/2012/wordml" xmlns:w16cex="http://schemas.microsoft.com/office/word/2018/wordml/cex" xmlns:w16cid="http://schemas.microsoft.com/office/word/2016/wordml/cid" xmlns:w16="http://schemas.microsoft.com/office/word/2018/wordml" xmlns:w16se="http://schemas.microsoft.com/office/word/2015/wordml/symex" xmlns:wpg="http://schemas.microsoft.com/office/word/2010/wordprocessingGroup" xmlns:wpi="http://schemas.microsoft.com/office/word/2010/wordprocessingInk" xmlns:wne="http://schemas.microsoft.com/office/word/2006/wordml" xmlns:wps="http://schemas.microsoft.com/office/word/2010/wordprocessingShape" mc:Ignorable="w14 w15 w16se w16cid w16 w16cex wp14">
+<w:ftr xmlns:wpc="http://schemas.microsoft.com/office/word/2010/wordprocessingCanvas" xmlns:cx="http://schemas.microsoft.com/office/drawing/2014/chartex" xmlns:cx1="http://schemas.microsoft.com/office/drawing/2015/9/8/chartex" xmlns:cx2="http://schemas.microsoft.com/office/drawing/2015/10/21/chartex" xmlns:cx3="http://schemas.microsoft.com/office/drawing/2016/5/9/chartex" xmlns:cx4="http://schemas.microsoft.com/office/drawing/2016/5/10/chartex" xmlns:cx5="http://schemas.microsoft.com/office/drawing/2016/5/11/chartex" xmlns:cx6="http://schemas.microsoft.com/office/drawing/2016/5/12/chartex" xmlns:cx7="http://schemas.microsoft.com/office/drawing/2016/5/13/chartex" xmlns:cx8="http://schemas.microsoft.com/office/drawing/2016/5/14/chartex" xmlns:mc="http://schemas.openxmlformats.org/markup-compatibility/2006" xmlns:aink="http://schemas.microsoft.com/office/drawing/2016/ink" xmlns:am3d="http://schemas.microsoft.com/office/drawing/2017/model3d" xmlns:o="urn:schemas-microsoft-com:office:office" xmlns:oel="http://schemas.microsoft.com/office/2019/extlst" xmlns:r="http://schemas.openxmlformats.org/officeDocument/2006/relationships" xmlns:m="http://schemas.openxmlformats.org/officeDocument/2006/math" xmlns:v="urn:schemas-microsoft-com:vml" xmlns:wp14="http://schemas.microsoft.com/office/word/2010/wordprocessingDrawing" xmlns:wp="http://schemas.openxmlformats.org/drawingml/2006/wordprocessingDrawing" xmlns:w10="urn:schemas-microsoft-com:office:word" xmlns:w="http://schemas.openxmlformats.org/wordprocessingml/2006/main" xmlns:w14="http://schemas.microsoft.com/office/word/2010/wordml" xmlns:w15="http://schemas.microsoft.com/office/word/2012/wordml" xmlns:w16cex="http://schemas.microsoft.com/office/word/2018/wordml/cex" xmlns:w16cid="http://schemas.microsoft.com/office/word/2016/wordml/cid" xmlns:w16="http://schemas.microsoft.com/office/word/2018/wordml" xmlns:w16du="http://schemas.microsoft.com/office/word/2023/wordml/word16du" xmlns:w16sdtdh="http://schemas.microsoft.com/office/word/2020/wordml/sdtdatahash" xmlns:w16sdtfl="http://schemas.microsoft.com/office/word/2024/wordml/sdtformatlock" xmlns:w16se="http://schemas.microsoft.com/office/word/2015/wordml/symex" xmlns:wpg="http://schemas.microsoft.com/office/word/2010/wordprocessingGroup" xmlns:wpi="http://schemas.microsoft.com/office/word/2010/wordprocessingInk" xmlns:wne="http://schemas.microsoft.com/office/word/2006/wordml" xmlns:wps="http://schemas.microsoft.com/office/word/2010/wordprocessingShape" mc:Ignorable="w14 w15 w16se w16cid w16 w16cex w16sdtdh w16sdtfl w16du wp14">
   <w:p>
     <w:pPr>
       <w:pStyle w:val="Footer"/>
@@ -2707,7 +3052,6 @@
         <w:dataBinding w:prefixMappings="xmlns:ns0='http://purl.org/dc/elements/1.1/' xmlns:ns1='http://schemas.openxmlformats.org/package/2006/metadata/core-properties' " w:xpath="/ns1:coreProperties[1]/ns0:description[1]" w:storeItemID="{6C3C8BC8-F283-45AE-878A-BAB7291924A1}"/>
         <w:text w:multiLine="1"/>
       </w:sdtPr>
-      <w:sdtEndPr/>
       <w:sdtContent>
         <w:r>
           <w:t>2017</w:t>
@@ -2848,7 +3192,7 @@
 </file>
 
 <file path=word/footnotes.xml><?xml version="1.0" encoding="utf-8"?>
-<w:footnotes xmlns:wpc="http://schemas.microsoft.com/office/word/2010/wordprocessingCanvas" xmlns:cx="http://schemas.microsoft.com/office/drawing/2014/chartex" xmlns:cx1="http://schemas.microsoft.com/office/drawing/2015/9/8/chartex" xmlns:cx2="http://schemas.microsoft.com/office/drawing/2015/10/21/chartex" xmlns:cx3="http://schemas.microsoft.com/office/drawing/2016/5/9/chartex" xmlns:cx4="http://schemas.microsoft.com/office/drawing/2016/5/10/chartex" xmlns:cx5="http://schemas.microsoft.com/office/drawing/2016/5/11/chartex" xmlns:cx6="http://schemas.microsoft.com/office/drawing/2016/5/12/chartex" xmlns:cx7="http://schemas.microsoft.com/office/drawing/2016/5/13/chartex" xmlns:cx8="http://schemas.microsoft.com/office/drawing/2016/5/14/chartex" xmlns:mc="http://schemas.openxmlformats.org/markup-compatibility/2006" xmlns:aink="http://schemas.microsoft.com/office/drawing/2016/ink" xmlns:am3d="http://schemas.microsoft.com/office/drawing/2017/model3d" xmlns:o="urn:schemas-microsoft-com:office:office" xmlns:r="http://schemas.openxmlformats.org/officeDocument/2006/relationships" xmlns:m="http://schemas.openxmlformats.org/officeDocument/2006/math" xmlns:v="urn:schemas-microsoft-com:vml" xmlns:wp14="http://schemas.microsoft.com/office/word/2010/wordprocessingDrawing" xmlns:wp="http://schemas.openxmlformats.org/drawingml/2006/wordprocessingDrawing" xmlns:w10="urn:schemas-microsoft-com:office:word" xmlns:w="http://schemas.openxmlformats.org/wordprocessingml/2006/main" xmlns:w14="http://schemas.microsoft.com/office/word/2010/wordml" xmlns:w15="http://schemas.microsoft.com/office/word/2012/wordml" xmlns:w16cex="http://schemas.microsoft.com/office/word/2018/wordml/cex" xmlns:w16cid="http://schemas.microsoft.com/office/word/2016/wordml/cid" xmlns:w16="http://schemas.microsoft.com/office/word/2018/wordml" xmlns:w16se="http://schemas.microsoft.com/office/word/2015/wordml/symex" xmlns:wpg="http://schemas.microsoft.com/office/word/2010/wordprocessingGroup" xmlns:wpi="http://schemas.microsoft.com/office/word/2010/wordprocessingInk" xmlns:wne="http://schemas.microsoft.com/office/word/2006/wordml" xmlns:wps="http://schemas.microsoft.com/office/word/2010/wordprocessingShape" mc:Ignorable="w14 w15 w16se w16cid w16 w16cex wp14">
+<w:footnotes xmlns:wpc="http://schemas.microsoft.com/office/word/2010/wordprocessingCanvas" xmlns:cx="http://schemas.microsoft.com/office/drawing/2014/chartex" xmlns:cx1="http://schemas.microsoft.com/office/drawing/2015/9/8/chartex" xmlns:cx2="http://schemas.microsoft.com/office/drawing/2015/10/21/chartex" xmlns:cx3="http://schemas.microsoft.com/office/drawing/2016/5/9/chartex" xmlns:cx4="http://schemas.microsoft.com/office/drawing/2016/5/10/chartex" xmlns:cx5="http://schemas.microsoft.com/office/drawing/2016/5/11/chartex" xmlns:cx6="http://schemas.microsoft.com/office/drawing/2016/5/12/chartex" xmlns:cx7="http://schemas.microsoft.com/office/drawing/2016/5/13/chartex" xmlns:cx8="http://schemas.microsoft.com/office/drawing/2016/5/14/chartex" xmlns:mc="http://schemas.openxmlformats.org/markup-compatibility/2006" xmlns:aink="http://schemas.microsoft.com/office/drawing/2016/ink" xmlns:am3d="http://schemas.microsoft.com/office/drawing/2017/model3d" xmlns:o="urn:schemas-microsoft-com:office:office" xmlns:oel="http://schemas.microsoft.com/office/2019/extlst" xmlns:r="http://schemas.openxmlformats.org/officeDocument/2006/relationships" xmlns:m="http://schemas.openxmlformats.org/officeDocument/2006/math" xmlns:v="urn:schemas-microsoft-com:vml" xmlns:wp14="http://schemas.microsoft.com/office/word/2010/wordprocessingDrawing" xmlns:wp="http://schemas.openxmlformats.org/drawingml/2006/wordprocessingDrawing" xmlns:w10="urn:schemas-microsoft-com:office:word" xmlns:w="http://schemas.openxmlformats.org/wordprocessingml/2006/main" xmlns:w14="http://schemas.microsoft.com/office/word/2010/wordml" xmlns:w15="http://schemas.microsoft.com/office/word/2012/wordml" xmlns:w16cex="http://schemas.microsoft.com/office/word/2018/wordml/cex" xmlns:w16cid="http://schemas.microsoft.com/office/word/2016/wordml/cid" xmlns:w16="http://schemas.microsoft.com/office/word/2018/wordml" xmlns:w16du="http://schemas.microsoft.com/office/word/2023/wordml/word16du" xmlns:w16sdtdh="http://schemas.microsoft.com/office/word/2020/wordml/sdtdatahash" xmlns:w16sdtfl="http://schemas.microsoft.com/office/word/2024/wordml/sdtformatlock" xmlns:w16se="http://schemas.microsoft.com/office/word/2015/wordml/symex" xmlns:wpg="http://schemas.microsoft.com/office/word/2010/wordprocessingGroup" xmlns:wpi="http://schemas.microsoft.com/office/word/2010/wordprocessingInk" xmlns:wne="http://schemas.microsoft.com/office/word/2006/wordml" xmlns:wps="http://schemas.microsoft.com/office/word/2010/wordprocessingShape" mc:Ignorable="w14 w15 w16se w16cid w16 w16cex w16sdtdh w16sdtfl w16du wp14">
   <w:footnote w:type="separator" w:id="-1">
     <w:p>
       <w:pPr>
@@ -2875,7 +3219,7 @@
 </file>
 
 <file path=word/header1.xml><?xml version="1.0" encoding="utf-8"?>
-<w:hdr xmlns:wpc="http://schemas.microsoft.com/office/word/2010/wordprocessingCanvas" xmlns:cx="http://schemas.microsoft.com/office/drawing/2014/chartex" xmlns:cx1="http://schemas.microsoft.com/office/drawing/2015/9/8/chartex" xmlns:cx2="http://schemas.microsoft.com/office/drawing/2015/10/21/chartex" xmlns:cx3="http://schemas.microsoft.com/office/drawing/2016/5/9/chartex" xmlns:cx4="http://schemas.microsoft.com/office/drawing/2016/5/10/chartex" xmlns:cx5="http://schemas.microsoft.com/office/drawing/2016/5/11/chartex" xmlns:cx6="http://schemas.microsoft.com/office/drawing/2016/5/12/chartex" xmlns:cx7="http://schemas.microsoft.com/office/drawing/2016/5/13/chartex" xmlns:cx8="http://schemas.microsoft.com/office/drawing/2016/5/14/chartex" xmlns:mc="http://schemas.openxmlformats.org/markup-compatibility/2006" xmlns:aink="http://schemas.microsoft.com/office/drawing/2016/ink" xmlns:am3d="http://schemas.microsoft.com/office/drawing/2017/model3d" xmlns:o="urn:schemas-microsoft-com:office:office" xmlns:r="http://schemas.openxmlformats.org/officeDocument/2006/relationships" xmlns:m="http://schemas.openxmlformats.org/officeDocument/2006/math" xmlns:v="urn:schemas-microsoft-com:vml" xmlns:wp14="http://schemas.microsoft.com/office/word/2010/wordprocessingDrawing" xmlns:wp="http://schemas.openxmlformats.org/drawingml/2006/wordprocessingDrawing" xmlns:w10="urn:schemas-microsoft-com:office:word" xmlns:w="http://schemas.openxmlformats.org/wordprocessingml/2006/main" xmlns:w14="http://schemas.microsoft.com/office/word/2010/wordml" xmlns:w15="http://schemas.microsoft.com/office/word/2012/wordml" xmlns:w16cex="http://schemas.microsoft.com/office/word/2018/wordml/cex" xmlns:w16cid="http://schemas.microsoft.com/office/word/2016/wordml/cid" xmlns:w16="http://schemas.microsoft.com/office/word/2018/wordml" xmlns:w16se="http://schemas.microsoft.com/office/word/2015/wordml/symex" xmlns:wpg="http://schemas.microsoft.com/office/word/2010/wordprocessingGroup" xmlns:wpi="http://schemas.microsoft.com/office/word/2010/wordprocessingInk" xmlns:wne="http://schemas.microsoft.com/office/word/2006/wordml" xmlns:wps="http://schemas.microsoft.com/office/word/2010/wordprocessingShape" mc:Ignorable="w14 w15 w16se w16cid w16 w16cex wp14">
+<w:hdr xmlns:wpc="http://schemas.microsoft.com/office/word/2010/wordprocessingCanvas" xmlns:cx="http://schemas.microsoft.com/office/drawing/2014/chartex" xmlns:cx1="http://schemas.microsoft.com/office/drawing/2015/9/8/chartex" xmlns:cx2="http://schemas.microsoft.com/office/drawing/2015/10/21/chartex" xmlns:cx3="http://schemas.microsoft.com/office/drawing/2016/5/9/chartex" xmlns:cx4="http://schemas.microsoft.com/office/drawing/2016/5/10/chartex" xmlns:cx5="http://schemas.microsoft.com/office/drawing/2016/5/11/chartex" xmlns:cx6="http://schemas.microsoft.com/office/drawing/2016/5/12/chartex" xmlns:cx7="http://schemas.microsoft.com/office/drawing/2016/5/13/chartex" xmlns:cx8="http://schemas.microsoft.com/office/drawing/2016/5/14/chartex" xmlns:mc="http://schemas.openxmlformats.org/markup-compatibility/2006" xmlns:aink="http://schemas.microsoft.com/office/drawing/2016/ink" xmlns:am3d="http://schemas.microsoft.com/office/drawing/2017/model3d" xmlns:o="urn:schemas-microsoft-com:office:office" xmlns:oel="http://schemas.microsoft.com/office/2019/extlst" xmlns:r="http://schemas.openxmlformats.org/officeDocument/2006/relationships" xmlns:m="http://schemas.openxmlformats.org/officeDocument/2006/math" xmlns:v="urn:schemas-microsoft-com:vml" xmlns:wp14="http://schemas.microsoft.com/office/word/2010/wordprocessingDrawing" xmlns:wp="http://schemas.openxmlformats.org/drawingml/2006/wordprocessingDrawing" xmlns:w10="urn:schemas-microsoft-com:office:word" xmlns:w="http://schemas.openxmlformats.org/wordprocessingml/2006/main" xmlns:w14="http://schemas.microsoft.com/office/word/2010/wordml" xmlns:w15="http://schemas.microsoft.com/office/word/2012/wordml" xmlns:w16cex="http://schemas.microsoft.com/office/word/2018/wordml/cex" xmlns:w16cid="http://schemas.microsoft.com/office/word/2016/wordml/cid" xmlns:w16="http://schemas.microsoft.com/office/word/2018/wordml" xmlns:w16du="http://schemas.microsoft.com/office/word/2023/wordml/word16du" xmlns:w16sdtdh="http://schemas.microsoft.com/office/word/2020/wordml/sdtdatahash" xmlns:w16sdtfl="http://schemas.microsoft.com/office/word/2024/wordml/sdtformatlock" xmlns:w16se="http://schemas.microsoft.com/office/word/2015/wordml/symex" xmlns:wpg="http://schemas.microsoft.com/office/word/2010/wordprocessingGroup" xmlns:wpi="http://schemas.microsoft.com/office/word/2010/wordprocessingInk" xmlns:wne="http://schemas.microsoft.com/office/word/2006/wordml" xmlns:wps="http://schemas.microsoft.com/office/word/2010/wordprocessingShape" mc:Ignorable="w14 w15 w16se w16cid w16 w16cex w16sdtdh w16sdtfl w16du wp14">
   <w:sdt>
     <w:sdtPr>
       <w:alias w:val="Title"/>
@@ -2887,15 +3231,27 @@
       <w:dataBinding w:prefixMappings="xmlns:ns0='http://purl.org/dc/elements/1.1/' xmlns:ns1='http://schemas.openxmlformats.org/package/2006/metadata/core-properties' " w:xpath="/ns1:coreProperties[1]/ns0:title[1]" w:storeItemID="{6C3C8BC8-F283-45AE-878A-BAB7291924A1}"/>
       <w:text/>
     </w:sdtPr>
-    <w:sdtEndPr/>
     <w:sdtContent>
       <w:p>
         <w:pPr>
           <w:pStyle w:val="PageHead"/>
         </w:pPr>
         <w:r>
-          <w:t>Lab - Encrypting and Decrypting Data using a Hacker Tool</w:t>
+          <w:t xml:space="preserve">Lab - Encrypting and Decrypting Data using a Hacker Tool                      </w:t>
         </w:r>
+        <w:proofErr w:type="gramStart"/>
+        <w:r>
+          <w:t xml:space="preserve">   (</w:t>
+        </w:r>
+        <w:proofErr w:type="gramEnd"/>
+        <w:r>
+          <w:t xml:space="preserve"> THY </w:t>
+        </w:r>
+        <w:proofErr w:type="gramStart"/>
+        <w:r>
+          <w:t>DAYUTH )</w:t>
+        </w:r>
+        <w:proofErr w:type="gramEnd"/>
       </w:p>
     </w:sdtContent>
   </w:sdt>
@@ -2903,7 +3259,7 @@
 </file>
 
 <file path=word/header2.xml><?xml version="1.0" encoding="utf-8"?>
-<w:hdr xmlns:wpc="http://schemas.microsoft.com/office/word/2010/wordprocessingCanvas" xmlns:cx="http://schemas.microsoft.com/office/drawing/2014/chartex" xmlns:cx1="http://schemas.microsoft.com/office/drawing/2015/9/8/chartex" xmlns:cx2="http://schemas.microsoft.com/office/drawing/2015/10/21/chartex" xmlns:cx3="http://schemas.microsoft.com/office/drawing/2016/5/9/chartex" xmlns:cx4="http://schemas.microsoft.com/office/drawing/2016/5/10/chartex" xmlns:cx5="http://schemas.microsoft.com/office/drawing/2016/5/11/chartex" xmlns:cx6="http://schemas.microsoft.com/office/drawing/2016/5/12/chartex" xmlns:cx7="http://schemas.microsoft.com/office/drawing/2016/5/13/chartex" xmlns:cx8="http://schemas.microsoft.com/office/drawing/2016/5/14/chartex" xmlns:mc="http://schemas.openxmlformats.org/markup-compatibility/2006" xmlns:aink="http://schemas.microsoft.com/office/drawing/2016/ink" xmlns:am3d="http://schemas.microsoft.com/office/drawing/2017/model3d" xmlns:o="urn:schemas-microsoft-com:office:office" xmlns:r="http://schemas.openxmlformats.org/officeDocument/2006/relationships" xmlns:m="http://schemas.openxmlformats.org/officeDocument/2006/math" xmlns:v="urn:schemas-microsoft-com:vml" xmlns:wp14="http://schemas.microsoft.com/office/word/2010/wordprocessingDrawing" xmlns:wp="http://schemas.openxmlformats.org/drawingml/2006/wordprocessingDrawing" xmlns:w10="urn:schemas-microsoft-com:office:word" xmlns:w="http://schemas.openxmlformats.org/wordprocessingml/2006/main" xmlns:w14="http://schemas.microsoft.com/office/word/2010/wordml" xmlns:w15="http://schemas.microsoft.com/office/word/2012/wordml" xmlns:w16cex="http://schemas.microsoft.com/office/word/2018/wordml/cex" xmlns:w16cid="http://schemas.microsoft.com/office/word/2016/wordml/cid" xmlns:w16="http://schemas.microsoft.com/office/word/2018/wordml" xmlns:w16se="http://schemas.microsoft.com/office/word/2015/wordml/symex" xmlns:wpg="http://schemas.microsoft.com/office/word/2010/wordprocessingGroup" xmlns:wpi="http://schemas.microsoft.com/office/word/2010/wordprocessingInk" xmlns:wne="http://schemas.microsoft.com/office/word/2006/wordml" xmlns:wps="http://schemas.microsoft.com/office/word/2010/wordprocessingShape" mc:Ignorable="w14 w15 w16se w16cid w16 w16cex wp14">
+<w:hdr xmlns:wpc="http://schemas.microsoft.com/office/word/2010/wordprocessingCanvas" xmlns:cx="http://schemas.microsoft.com/office/drawing/2014/chartex" xmlns:cx1="http://schemas.microsoft.com/office/drawing/2015/9/8/chartex" xmlns:cx2="http://schemas.microsoft.com/office/drawing/2015/10/21/chartex" xmlns:cx3="http://schemas.microsoft.com/office/drawing/2016/5/9/chartex" xmlns:cx4="http://schemas.microsoft.com/office/drawing/2016/5/10/chartex" xmlns:cx5="http://schemas.microsoft.com/office/drawing/2016/5/11/chartex" xmlns:cx6="http://schemas.microsoft.com/office/drawing/2016/5/12/chartex" xmlns:cx7="http://schemas.microsoft.com/office/drawing/2016/5/13/chartex" xmlns:cx8="http://schemas.microsoft.com/office/drawing/2016/5/14/chartex" xmlns:mc="http://schemas.openxmlformats.org/markup-compatibility/2006" xmlns:aink="http://schemas.microsoft.com/office/drawing/2016/ink" xmlns:am3d="http://schemas.microsoft.com/office/drawing/2017/model3d" xmlns:o="urn:schemas-microsoft-com:office:office" xmlns:oel="http://schemas.microsoft.com/office/2019/extlst" xmlns:r="http://schemas.openxmlformats.org/officeDocument/2006/relationships" xmlns:m="http://schemas.openxmlformats.org/officeDocument/2006/math" xmlns:v="urn:schemas-microsoft-com:vml" xmlns:wp14="http://schemas.microsoft.com/office/word/2010/wordprocessingDrawing" xmlns:wp="http://schemas.openxmlformats.org/drawingml/2006/wordprocessingDrawing" xmlns:w10="urn:schemas-microsoft-com:office:word" xmlns:w="http://schemas.openxmlformats.org/wordprocessingml/2006/main" xmlns:w14="http://schemas.microsoft.com/office/word/2010/wordml" xmlns:w15="http://schemas.microsoft.com/office/word/2012/wordml" xmlns:w16cex="http://schemas.microsoft.com/office/word/2018/wordml/cex" xmlns:w16cid="http://schemas.microsoft.com/office/word/2016/wordml/cid" xmlns:w16="http://schemas.microsoft.com/office/word/2018/wordml" xmlns:w16du="http://schemas.microsoft.com/office/word/2023/wordml/word16du" xmlns:w16sdtdh="http://schemas.microsoft.com/office/word/2020/wordml/sdtdatahash" xmlns:w16sdtfl="http://schemas.microsoft.com/office/word/2024/wordml/sdtformatlock" xmlns:w16se="http://schemas.microsoft.com/office/word/2015/wordml/symex" xmlns:wpg="http://schemas.microsoft.com/office/word/2010/wordprocessingGroup" xmlns:wpi="http://schemas.microsoft.com/office/word/2010/wordprocessingInk" xmlns:wne="http://schemas.microsoft.com/office/word/2006/wordml" xmlns:wps="http://schemas.microsoft.com/office/word/2010/wordprocessingShape" mc:Ignorable="w14 w15 w16se w16cid w16 w16cex w16sdtdh w16sdtfl w16du wp14">
   <w:p>
     <w:pPr>
       <w:ind w:left="-288"/>
@@ -2966,7 +3322,7 @@
 </file>
 
 <file path=word/numbering.xml><?xml version="1.0" encoding="utf-8"?>
-<w:numbering xmlns:wpc="http://schemas.microsoft.com/office/word/2010/wordprocessingCanvas" xmlns:cx="http://schemas.microsoft.com/office/drawing/2014/chartex" xmlns:cx1="http://schemas.microsoft.com/office/drawing/2015/9/8/chartex" xmlns:cx2="http://schemas.microsoft.com/office/drawing/2015/10/21/chartex" xmlns:cx3="http://schemas.microsoft.com/office/drawing/2016/5/9/chartex" xmlns:cx4="http://schemas.microsoft.com/office/drawing/2016/5/10/chartex" xmlns:cx5="http://schemas.microsoft.com/office/drawing/2016/5/11/chartex" xmlns:cx6="http://schemas.microsoft.com/office/drawing/2016/5/12/chartex" xmlns:cx7="http://schemas.microsoft.com/office/drawing/2016/5/13/chartex" xmlns:cx8="http://schemas.microsoft.com/office/drawing/2016/5/14/chartex" xmlns:mc="http://schemas.openxmlformats.org/markup-compatibility/2006" xmlns:aink="http://schemas.microsoft.com/office/drawing/2016/ink" xmlns:am3d="http://schemas.microsoft.com/office/drawing/2017/model3d" xmlns:o="urn:schemas-microsoft-com:office:office" xmlns:r="http://schemas.openxmlformats.org/officeDocument/2006/relationships" xmlns:m="http://schemas.openxmlformats.org/officeDocument/2006/math" xmlns:v="urn:schemas-microsoft-com:vml" xmlns:wp14="http://schemas.microsoft.com/office/word/2010/wordprocessingDrawing" xmlns:wp="http://schemas.openxmlformats.org/drawingml/2006/wordprocessingDrawing" xmlns:w10="urn:schemas-microsoft-com:office:word" xmlns:w="http://schemas.openxmlformats.org/wordprocessingml/2006/main" xmlns:w14="http://schemas.microsoft.com/office/word/2010/wordml" xmlns:w15="http://schemas.microsoft.com/office/word/2012/wordml" xmlns:w16cex="http://schemas.microsoft.com/office/word/2018/wordml/cex" xmlns:w16cid="http://schemas.microsoft.com/office/word/2016/wordml/cid" xmlns:w16="http://schemas.microsoft.com/office/word/2018/wordml" xmlns:w16se="http://schemas.microsoft.com/office/word/2015/wordml/symex" xmlns:wpg="http://schemas.microsoft.com/office/word/2010/wordprocessingGroup" xmlns:wpi="http://schemas.microsoft.com/office/word/2010/wordprocessingInk" xmlns:wne="http://schemas.microsoft.com/office/word/2006/wordml" xmlns:wps="http://schemas.microsoft.com/office/word/2010/wordprocessingShape" mc:Ignorable="w14 w15 w16se w16cid w16 w16cex wp14">
+<w:numbering xmlns:wpc="http://schemas.microsoft.com/office/word/2010/wordprocessingCanvas" xmlns:cx="http://schemas.microsoft.com/office/drawing/2014/chartex" xmlns:cx1="http://schemas.microsoft.com/office/drawing/2015/9/8/chartex" xmlns:cx2="http://schemas.microsoft.com/office/drawing/2015/10/21/chartex" xmlns:cx3="http://schemas.microsoft.com/office/drawing/2016/5/9/chartex" xmlns:cx4="http://schemas.microsoft.com/office/drawing/2016/5/10/chartex" xmlns:cx5="http://schemas.microsoft.com/office/drawing/2016/5/11/chartex" xmlns:cx6="http://schemas.microsoft.com/office/drawing/2016/5/12/chartex" xmlns:cx7="http://schemas.microsoft.com/office/drawing/2016/5/13/chartex" xmlns:cx8="http://schemas.microsoft.com/office/drawing/2016/5/14/chartex" xmlns:mc="http://schemas.openxmlformats.org/markup-compatibility/2006" xmlns:aink="http://schemas.microsoft.com/office/drawing/2016/ink" xmlns:am3d="http://schemas.microsoft.com/office/drawing/2017/model3d" xmlns:o="urn:schemas-microsoft-com:office:office" xmlns:oel="http://schemas.microsoft.com/office/2019/extlst" xmlns:r="http://schemas.openxmlformats.org/officeDocument/2006/relationships" xmlns:m="http://schemas.openxmlformats.org/officeDocument/2006/math" xmlns:v="urn:schemas-microsoft-com:vml" xmlns:wp14="http://schemas.microsoft.com/office/word/2010/wordprocessingDrawing" xmlns:wp="http://schemas.openxmlformats.org/drawingml/2006/wordprocessingDrawing" xmlns:w10="urn:schemas-microsoft-com:office:word" xmlns:w="http://schemas.openxmlformats.org/wordprocessingml/2006/main" xmlns:w14="http://schemas.microsoft.com/office/word/2010/wordml" xmlns:w15="http://schemas.microsoft.com/office/word/2012/wordml" xmlns:w16cex="http://schemas.microsoft.com/office/word/2018/wordml/cex" xmlns:w16cid="http://schemas.microsoft.com/office/word/2016/wordml/cid" xmlns:w16="http://schemas.microsoft.com/office/word/2018/wordml" xmlns:w16du="http://schemas.microsoft.com/office/word/2023/wordml/word16du" xmlns:w16sdtdh="http://schemas.microsoft.com/office/word/2020/wordml/sdtdatahash" xmlns:w16sdtfl="http://schemas.microsoft.com/office/word/2024/wordml/sdtformatlock" xmlns:w16se="http://schemas.microsoft.com/office/word/2015/wordml/symex" xmlns:wpg="http://schemas.microsoft.com/office/word/2010/wordprocessingGroup" xmlns:wpi="http://schemas.microsoft.com/office/word/2010/wordprocessingInk" xmlns:wne="http://schemas.microsoft.com/office/word/2006/wordml" xmlns:wps="http://schemas.microsoft.com/office/word/2010/wordprocessingShape" mc:Ignorable="w14 w15 w16se w16cid w16 w16cex w16sdtdh w16sdtfl w16du wp14">
   <w:abstractNum w:abstractNumId="0" w15:restartNumberingAfterBreak="0">
     <w:nsid w:val="04B70C52"/>
     <w:multiLevelType w:val="hybridMultilevel"/>
@@ -4539,10 +4895,10 @@
       </w:rPr>
     </w:lvl>
   </w:abstractNum>
-  <w:num w:numId="1">
+  <w:num w:numId="1" w16cid:durableId="2106925608">
     <w:abstractNumId w:val="10"/>
   </w:num>
-  <w:num w:numId="2">
+  <w:num w:numId="2" w16cid:durableId="963467770">
     <w:abstractNumId w:val="7"/>
     <w:lvlOverride w:ilvl="0">
       <w:lvl w:ilvl="0">
@@ -4686,10 +5042,10 @@
       </w:lvl>
     </w:lvlOverride>
   </w:num>
-  <w:num w:numId="3">
+  <w:num w:numId="3" w16cid:durableId="1907374097">
     <w:abstractNumId w:val="5"/>
   </w:num>
-  <w:num w:numId="4">
+  <w:num w:numId="4" w16cid:durableId="1769501337">
     <w:abstractNumId w:val="7"/>
     <w:lvlOverride w:ilvl="0">
       <w:startOverride w:val="1"/>
@@ -4842,16 +5198,16 @@
       </w:lvl>
     </w:lvlOverride>
   </w:num>
-  <w:num w:numId="5">
+  <w:num w:numId="5" w16cid:durableId="1222474513">
     <w:abstractNumId w:val="7"/>
   </w:num>
-  <w:num w:numId="6">
+  <w:num w:numId="6" w16cid:durableId="1167866732">
     <w:abstractNumId w:val="0"/>
   </w:num>
-  <w:num w:numId="7">
+  <w:num w:numId="7" w16cid:durableId="839154589">
     <w:abstractNumId w:val="2"/>
   </w:num>
-  <w:num w:numId="8">
+  <w:num w:numId="8" w16cid:durableId="1217938648">
     <w:abstractNumId w:val="8"/>
     <w:lvlOverride w:ilvl="0">
       <w:lvl w:ilvl="0">
@@ -4871,16 +5227,16 @@
       </w:lvl>
     </w:lvlOverride>
   </w:num>
-  <w:num w:numId="9">
+  <w:num w:numId="9" w16cid:durableId="1038312262">
     <w:abstractNumId w:val="7"/>
   </w:num>
-  <w:num w:numId="10">
+  <w:num w:numId="10" w16cid:durableId="700789957">
     <w:abstractNumId w:val="11"/>
   </w:num>
-  <w:num w:numId="11">
+  <w:num w:numId="11" w16cid:durableId="593635001">
     <w:abstractNumId w:val="1"/>
   </w:num>
-  <w:num w:numId="12">
+  <w:num w:numId="12" w16cid:durableId="147328982">
     <w:abstractNumId w:val="6"/>
     <w:lvlOverride w:ilvl="0">
       <w:lvl w:ilvl="0">
@@ -5018,13 +5374,13 @@
       </w:lvl>
     </w:lvlOverride>
   </w:num>
-  <w:num w:numId="13">
+  <w:num w:numId="13" w16cid:durableId="1668898220">
     <w:abstractNumId w:val="6"/>
   </w:num>
-  <w:num w:numId="14">
+  <w:num w:numId="14" w16cid:durableId="177040927">
     <w:abstractNumId w:val="3"/>
   </w:num>
-  <w:num w:numId="15">
+  <w:num w:numId="15" w16cid:durableId="127211060">
     <w:abstractNumId w:val="10"/>
     <w:lvlOverride w:ilvl="0">
       <w:lvl w:ilvl="0">
@@ -5044,7 +5400,7 @@
       </w:lvl>
     </w:lvlOverride>
   </w:num>
-  <w:num w:numId="16">
+  <w:num w:numId="16" w16cid:durableId="1997607579">
     <w:abstractNumId w:val="4"/>
     <w:lvlOverride w:ilvl="0">
       <w:lvl w:ilvl="0">
@@ -5183,7 +5539,7 @@
       </w:lvl>
     </w:lvlOverride>
   </w:num>
-  <w:num w:numId="17">
+  <w:num w:numId="17" w16cid:durableId="91319840">
     <w:abstractNumId w:val="4"/>
     <w:lvlOverride w:ilvl="0">
       <w:startOverride w:val="1"/>
@@ -5331,13 +5687,13 @@
       </w:lvl>
     </w:lvlOverride>
   </w:num>
-  <w:num w:numId="18">
+  <w:num w:numId="18" w16cid:durableId="277183836">
     <w:abstractNumId w:val="4"/>
   </w:num>
-  <w:num w:numId="19">
+  <w:num w:numId="19" w16cid:durableId="1988632740">
     <w:abstractNumId w:val="12"/>
   </w:num>
-  <w:num w:numId="20">
+  <w:num w:numId="20" w16cid:durableId="2121485210">
     <w:abstractNumId w:val="12"/>
     <w:lvlOverride w:ilvl="0">
       <w:startOverride w:val="1"/>
@@ -5367,7 +5723,7 @@
       <w:startOverride w:val="1"/>
     </w:lvlOverride>
   </w:num>
-  <w:num w:numId="21">
+  <w:num w:numId="21" w16cid:durableId="1124889170">
     <w:abstractNumId w:val="9"/>
   </w:num>
   <w:numIdMacAtCleanup w:val="4"/>
@@ -5375,7 +5731,7 @@
 </file>
 
 <file path=word/styles.xml><?xml version="1.0" encoding="utf-8"?>
-<w:styles xmlns:mc="http://schemas.openxmlformats.org/markup-compatibility/2006" xmlns:r="http://schemas.openxmlformats.org/officeDocument/2006/relationships" xmlns:w="http://schemas.openxmlformats.org/wordprocessingml/2006/main" xmlns:w14="http://schemas.microsoft.com/office/word/2010/wordml" xmlns:w15="http://schemas.microsoft.com/office/word/2012/wordml" xmlns:w16cex="http://schemas.microsoft.com/office/word/2018/wordml/cex" xmlns:w16cid="http://schemas.microsoft.com/office/word/2016/wordml/cid" xmlns:w16="http://schemas.microsoft.com/office/word/2018/wordml" xmlns:w16se="http://schemas.microsoft.com/office/word/2015/wordml/symex" mc:Ignorable="w14 w15 w16se w16cid w16 w16cex">
+<w:styles xmlns:mc="http://schemas.openxmlformats.org/markup-compatibility/2006" xmlns:r="http://schemas.openxmlformats.org/officeDocument/2006/relationships" xmlns:w="http://schemas.openxmlformats.org/wordprocessingml/2006/main" xmlns:w14="http://schemas.microsoft.com/office/word/2010/wordml" xmlns:w15="http://schemas.microsoft.com/office/word/2012/wordml" xmlns:w16cex="http://schemas.microsoft.com/office/word/2018/wordml/cex" xmlns:w16cid="http://schemas.microsoft.com/office/word/2016/wordml/cid" xmlns:w16="http://schemas.microsoft.com/office/word/2018/wordml" xmlns:w16du="http://schemas.microsoft.com/office/word/2023/wordml/word16du" xmlns:w16sdtdh="http://schemas.microsoft.com/office/word/2020/wordml/sdtdatahash" xmlns:w16sdtfl="http://schemas.microsoft.com/office/word/2024/wordml/sdtformatlock" xmlns:w16se="http://schemas.microsoft.com/office/word/2015/wordml/symex" mc:Ignorable="w14 w15 w16se w16cid w16 w16cex w16sdtdh w16sdtfl w16du">
   <w:docDefaults>
     <w:rPrDefault>
       <w:rPr>
@@ -5976,7 +6332,6 @@
   <w:style w:type="character" w:default="1" w:styleId="DefaultParagraphFont">
     <w:name w:val="Default Paragraph Font"/>
     <w:uiPriority w:val="1"/>
-    <w:semiHidden/>
     <w:unhideWhenUsed/>
   </w:style>
   <w:style w:type="table" w:default="1" w:styleId="TableNormal">
@@ -7696,7 +8051,7 @@
 </file>
 
 <file path=word/glossary/document.xml><?xml version="1.0" encoding="utf-8"?>
-<w:glossaryDocument xmlns:wpc="http://schemas.microsoft.com/office/word/2010/wordprocessingCanvas" xmlns:cx="http://schemas.microsoft.com/office/drawing/2014/chartex" xmlns:cx1="http://schemas.microsoft.com/office/drawing/2015/9/8/chartex" xmlns:cx2="http://schemas.microsoft.com/office/drawing/2015/10/21/chartex" xmlns:cx3="http://schemas.microsoft.com/office/drawing/2016/5/9/chartex" xmlns:cx4="http://schemas.microsoft.com/office/drawing/2016/5/10/chartex" xmlns:cx5="http://schemas.microsoft.com/office/drawing/2016/5/11/chartex" xmlns:cx6="http://schemas.microsoft.com/office/drawing/2016/5/12/chartex" xmlns:cx7="http://schemas.microsoft.com/office/drawing/2016/5/13/chartex" xmlns:cx8="http://schemas.microsoft.com/office/drawing/2016/5/14/chartex" xmlns:mc="http://schemas.openxmlformats.org/markup-compatibility/2006" xmlns:aink="http://schemas.microsoft.com/office/drawing/2016/ink" xmlns:am3d="http://schemas.microsoft.com/office/drawing/2017/model3d" xmlns:o="urn:schemas-microsoft-com:office:office" xmlns:r="http://schemas.openxmlformats.org/officeDocument/2006/relationships" xmlns:m="http://schemas.openxmlformats.org/officeDocument/2006/math" xmlns:v="urn:schemas-microsoft-com:vml" xmlns:wp14="http://schemas.microsoft.com/office/word/2010/wordprocessingDrawing" xmlns:wp="http://schemas.openxmlformats.org/drawingml/2006/wordprocessingDrawing" xmlns:w10="urn:schemas-microsoft-com:office:word" xmlns:w="http://schemas.openxmlformats.org/wordprocessingml/2006/main" xmlns:w14="http://schemas.microsoft.com/office/word/2010/wordml" xmlns:w15="http://schemas.microsoft.com/office/word/2012/wordml" xmlns:w16cex="http://schemas.microsoft.com/office/word/2018/wordml/cex" xmlns:w16cid="http://schemas.microsoft.com/office/word/2016/wordml/cid" xmlns:w16="http://schemas.microsoft.com/office/word/2018/wordml" xmlns:w16se="http://schemas.microsoft.com/office/word/2015/wordml/symex" xmlns:wpg="http://schemas.microsoft.com/office/word/2010/wordprocessingGroup" xmlns:wpi="http://schemas.microsoft.com/office/word/2010/wordprocessingInk" xmlns:wne="http://schemas.microsoft.com/office/word/2006/wordml" xmlns:wps="http://schemas.microsoft.com/office/word/2010/wordprocessingShape" mc:Ignorable="w14 w15 w16se w16cid w16 w16cex wp14">
+<w:glossaryDocument xmlns:wpc="http://schemas.microsoft.com/office/word/2010/wordprocessingCanvas" xmlns:cx="http://schemas.microsoft.com/office/drawing/2014/chartex" xmlns:cx1="http://schemas.microsoft.com/office/drawing/2015/9/8/chartex" xmlns:cx2="http://schemas.microsoft.com/office/drawing/2015/10/21/chartex" xmlns:cx3="http://schemas.microsoft.com/office/drawing/2016/5/9/chartex" xmlns:cx4="http://schemas.microsoft.com/office/drawing/2016/5/10/chartex" xmlns:cx5="http://schemas.microsoft.com/office/drawing/2016/5/11/chartex" xmlns:cx6="http://schemas.microsoft.com/office/drawing/2016/5/12/chartex" xmlns:cx7="http://schemas.microsoft.com/office/drawing/2016/5/13/chartex" xmlns:cx8="http://schemas.microsoft.com/office/drawing/2016/5/14/chartex" xmlns:mc="http://schemas.openxmlformats.org/markup-compatibility/2006" xmlns:aink="http://schemas.microsoft.com/office/drawing/2016/ink" xmlns:am3d="http://schemas.microsoft.com/office/drawing/2017/model3d" xmlns:o="urn:schemas-microsoft-com:office:office" xmlns:oel="http://schemas.microsoft.com/office/2019/extlst" xmlns:r="http://schemas.openxmlformats.org/officeDocument/2006/relationships" xmlns:m="http://schemas.openxmlformats.org/officeDocument/2006/math" xmlns:v="urn:schemas-microsoft-com:vml" xmlns:wp14="http://schemas.microsoft.com/office/word/2010/wordprocessingDrawing" xmlns:wp="http://schemas.openxmlformats.org/drawingml/2006/wordprocessingDrawing" xmlns:w10="urn:schemas-microsoft-com:office:word" xmlns:w="http://schemas.openxmlformats.org/wordprocessingml/2006/main" xmlns:w14="http://schemas.microsoft.com/office/word/2010/wordml" xmlns:w15="http://schemas.microsoft.com/office/word/2012/wordml" xmlns:w16cex="http://schemas.microsoft.com/office/word/2018/wordml/cex" xmlns:w16cid="http://schemas.microsoft.com/office/word/2016/wordml/cid" xmlns:w16="http://schemas.microsoft.com/office/word/2018/wordml" xmlns:w16du="http://schemas.microsoft.com/office/word/2023/wordml/word16du" xmlns:w16sdtdh="http://schemas.microsoft.com/office/word/2020/wordml/sdtdatahash" xmlns:w16sdtfl="http://schemas.microsoft.com/office/word/2024/wordml/sdtformatlock" xmlns:w16se="http://schemas.microsoft.com/office/word/2015/wordml/symex" xmlns:wpg="http://schemas.microsoft.com/office/word/2010/wordprocessingGroup" xmlns:wpi="http://schemas.microsoft.com/office/word/2010/wordprocessingInk" xmlns:wne="http://schemas.microsoft.com/office/word/2006/wordml" xmlns:wps="http://schemas.microsoft.com/office/word/2010/wordprocessingShape" mc:Ignorable="w14 w15 w16se w16cid w16 w16cex w16sdtdh w16sdtfl w16du wp14">
   <w:docParts>
     <w:docPart>
       <w:docPartPr>
@@ -7732,7 +8087,7 @@
 </file>
 
 <file path=word/glossary/fontTable.xml><?xml version="1.0" encoding="utf-8"?>
-<w:fonts xmlns:mc="http://schemas.openxmlformats.org/markup-compatibility/2006" xmlns:r="http://schemas.openxmlformats.org/officeDocument/2006/relationships" xmlns:w="http://schemas.openxmlformats.org/wordprocessingml/2006/main" xmlns:w14="http://schemas.microsoft.com/office/word/2010/wordml" xmlns:w15="http://schemas.microsoft.com/office/word/2012/wordml" xmlns:w16cex="http://schemas.microsoft.com/office/word/2018/wordml/cex" xmlns:w16cid="http://schemas.microsoft.com/office/word/2016/wordml/cid" xmlns:w16="http://schemas.microsoft.com/office/word/2018/wordml" xmlns:w16se="http://schemas.microsoft.com/office/word/2015/wordml/symex" mc:Ignorable="w14 w15 w16se w16cid w16 w16cex">
+<w:fonts xmlns:mc="http://schemas.openxmlformats.org/markup-compatibility/2006" xmlns:r="http://schemas.openxmlformats.org/officeDocument/2006/relationships" xmlns:w="http://schemas.openxmlformats.org/wordprocessingml/2006/main" xmlns:w14="http://schemas.microsoft.com/office/word/2010/wordml" xmlns:w15="http://schemas.microsoft.com/office/word/2012/wordml" xmlns:w16cex="http://schemas.microsoft.com/office/word/2018/wordml/cex" xmlns:w16cid="http://schemas.microsoft.com/office/word/2016/wordml/cid" xmlns:w16="http://schemas.microsoft.com/office/word/2018/wordml" xmlns:w16du="http://schemas.microsoft.com/office/word/2023/wordml/word16du" xmlns:w16sdtdh="http://schemas.microsoft.com/office/word/2020/wordml/sdtdatahash" xmlns:w16sdtfl="http://schemas.microsoft.com/office/word/2024/wordml/sdtformatlock" xmlns:w16se="http://schemas.microsoft.com/office/word/2015/wordml/symex" mc:Ignorable="w14 w15 w16se w16cid w16 w16cex w16sdtdh w16sdtfl w16du">
   <w:font w:name="Arial">
     <w:panose1 w:val="020B0604020202020204"/>
     <w:charset w:val="00"/>
@@ -7773,7 +8128,7 @@
     <w:charset w:val="00"/>
     <w:family w:val="swiss"/>
     <w:pitch w:val="variable"/>
-    <w:sig w:usb0="E4002EFF" w:usb1="C000247B" w:usb2="00000009" w:usb3="00000000" w:csb0="000001FF" w:csb1="00000000"/>
+    <w:sig w:usb0="E4002EFF" w:usb1="C200247B" w:usb2="00000009" w:usb3="00000000" w:csb0="000001FF" w:csb1="00000000"/>
   </w:font>
   <w:font w:name="Webdings">
     <w:panose1 w:val="05030102010509060703"/>
@@ -7795,7 +8150,14 @@
     <w:charset w:val="86"/>
     <w:family w:val="auto"/>
     <w:pitch w:val="variable"/>
-    <w:sig w:usb0="00000003" w:usb1="288F0000" w:usb2="00000016" w:usb3="00000000" w:csb0="00040001" w:csb1="00000000"/>
+    <w:sig w:usb0="00000203" w:usb1="288F0000" w:usb2="00000016" w:usb3="00000000" w:csb0="00040001" w:csb1="00000000"/>
+  </w:font>
+  <w:font w:name="Angsana New">
+    <w:panose1 w:val="02020603050405020304"/>
+    <w:charset w:val="DE"/>
+    <w:family w:val="roman"/>
+    <w:pitch w:val="variable"/>
+    <w:sig w:usb0="81000003" w:usb1="00000000" w:usb2="00000000" w:usb3="00000000" w:csb0="00010001" w:csb1="00000000"/>
   </w:font>
   <w:font w:name="Cambria">
     <w:panose1 w:val="02040503050406030204"/>
@@ -7803,6 +8165,19 @@
     <w:family w:val="roman"/>
     <w:pitch w:val="variable"/>
     <w:sig w:usb0="E00006FF" w:usb1="420024FF" w:usb2="02000000" w:usb3="00000000" w:csb0="0000019F" w:csb1="00000000"/>
+  </w:font>
+  <w:font w:name="Cordia New">
+    <w:panose1 w:val="020B0304020202020204"/>
+    <w:charset w:val="DE"/>
+    <w:family w:val="swiss"/>
+    <w:pitch w:val="variable"/>
+    <w:sig w:usb0="81000003" w:usb1="00000000" w:usb2="00000000" w:usb3="00000000" w:csb0="00010001" w:csb1="00000000"/>
+  </w:font>
+  <w:font w:name="Aptos">
+    <w:charset w:val="00"/>
+    <w:family w:val="swiss"/>
+    <w:pitch w:val="variable"/>
+    <w:sig w:usb0="20000287" w:usb1="00000003" w:usb2="00000000" w:usb3="00000000" w:csb0="0000019F" w:csb1="00000000"/>
   </w:font>
   <w:font w:name="DengXian">
     <w:altName w:val="等线"/>
@@ -7814,24 +8189,22 @@
   </w:font>
   <w:font w:name="DengXian Light">
     <w:altName w:val="等线 Light"/>
-    <w:panose1 w:val="02010600030101010101"/>
     <w:charset w:val="86"/>
     <w:family w:val="auto"/>
     <w:pitch w:val="variable"/>
     <w:sig w:usb0="A00002BF" w:usb1="38CF7CFA" w:usb2="00000016" w:usb3="00000000" w:csb0="0004000F" w:csb1="00000000"/>
   </w:font>
-  <w:font w:name="Calibri Light">
-    <w:panose1 w:val="020F0302020204030204"/>
+  <w:font w:name="Aptos Display">
     <w:charset w:val="00"/>
     <w:family w:val="swiss"/>
     <w:pitch w:val="variable"/>
-    <w:sig w:usb0="E4002EFF" w:usb1="C000247B" w:usb2="00000009" w:usb3="00000000" w:csb0="000001FF" w:csb1="00000000"/>
+    <w:sig w:usb0="20000287" w:usb1="00000003" w:usb2="00000000" w:usb3="00000000" w:csb0="0000019F" w:csb1="00000000"/>
   </w:font>
 </w:fonts>
 </file>
 
 <file path=word/glossary/settings.xml><?xml version="1.0" encoding="utf-8"?>
-<w:settings xmlns:mc="http://schemas.openxmlformats.org/markup-compatibility/2006" xmlns:o="urn:schemas-microsoft-com:office:office" xmlns:r="http://schemas.openxmlformats.org/officeDocument/2006/relationships" xmlns:m="http://schemas.openxmlformats.org/officeDocument/2006/math" xmlns:v="urn:schemas-microsoft-com:vml" xmlns:w10="urn:schemas-microsoft-com:office:word" xmlns:w="http://schemas.openxmlformats.org/wordprocessingml/2006/main" xmlns:w14="http://schemas.microsoft.com/office/word/2010/wordml" xmlns:w15="http://schemas.microsoft.com/office/word/2012/wordml" xmlns:w16cex="http://schemas.microsoft.com/office/word/2018/wordml/cex" xmlns:w16cid="http://schemas.microsoft.com/office/word/2016/wordml/cid" xmlns:w16="http://schemas.microsoft.com/office/word/2018/wordml" xmlns:w16se="http://schemas.microsoft.com/office/word/2015/wordml/symex" xmlns:sl="http://schemas.openxmlformats.org/schemaLibrary/2006/main" mc:Ignorable="w14 w15 w16se w16cid w16 w16cex">
+<w:settings xmlns:mc="http://schemas.openxmlformats.org/markup-compatibility/2006" xmlns:o="urn:schemas-microsoft-com:office:office" xmlns:r="http://schemas.openxmlformats.org/officeDocument/2006/relationships" xmlns:m="http://schemas.openxmlformats.org/officeDocument/2006/math" xmlns:v="urn:schemas-microsoft-com:vml" xmlns:w10="urn:schemas-microsoft-com:office:word" xmlns:w="http://schemas.openxmlformats.org/wordprocessingml/2006/main" xmlns:w14="http://schemas.microsoft.com/office/word/2010/wordml" xmlns:w15="http://schemas.microsoft.com/office/word/2012/wordml" xmlns:w16cex="http://schemas.microsoft.com/office/word/2018/wordml/cex" xmlns:w16cid="http://schemas.microsoft.com/office/word/2016/wordml/cid" xmlns:w16="http://schemas.microsoft.com/office/word/2018/wordml" xmlns:w16du="http://schemas.microsoft.com/office/word/2023/wordml/word16du" xmlns:w16sdtdh="http://schemas.microsoft.com/office/word/2020/wordml/sdtdatahash" xmlns:w16sdtfl="http://schemas.microsoft.com/office/word/2024/wordml/sdtformatlock" xmlns:w16se="http://schemas.microsoft.com/office/word/2015/wordml/symex" xmlns:sl="http://schemas.openxmlformats.org/schemaLibrary/2006/main" mc:Ignorable="w14 w15 w16se w16cid w16 w16cex w16sdtdh w16sdtfl w16du">
   <w:view w:val="normal"/>
   <w:defaultTabStop w:val="720"/>
   <w:characterSpacingControl w:val="doNotCompress"/>
@@ -7855,6 +8228,8 @@
     <w:rsid w:val="008C754C"/>
     <w:rsid w:val="00A41F31"/>
     <w:rsid w:val="00A85A59"/>
+    <w:rsid w:val="00AC0DDA"/>
+    <w:rsid w:val="00D27010"/>
   </w:rsids>
   <m:mathPr>
     <m:mathFont m:val="Cambria Math"/>
@@ -7869,7 +8244,7 @@
     <m:intLim m:val="subSup"/>
     <m:naryLim m:val="undOvr"/>
   </m:mathPr>
-  <w:themeFontLang w:val="en-US" w:eastAsia="zh-CN"/>
+  <w:themeFontLang w:val="en-US" w:eastAsia="zh-CN" w:bidi="th-TH"/>
   <w:clrSchemeMapping w:bg1="light1" w:t1="dark1" w:bg2="light2" w:t2="dark2" w:accent1="accent1" w:accent2="accent2" w:accent3="accent3" w:accent4="accent4" w:accent5="accent5" w:accent6="accent6" w:hyperlink="hyperlink" w:followedHyperlink="followedHyperlink"/>
   <w:decimalSymbol w:val="."/>
   <w:listSeparator w:val=","/>
@@ -7878,7 +8253,7 @@
 </file>
 
 <file path=word/glossary/styles.xml><?xml version="1.0" encoding="utf-8"?>
-<w:styles xmlns:mc="http://schemas.openxmlformats.org/markup-compatibility/2006" xmlns:r="http://schemas.openxmlformats.org/officeDocument/2006/relationships" xmlns:w="http://schemas.openxmlformats.org/wordprocessingml/2006/main" xmlns:w14="http://schemas.microsoft.com/office/word/2010/wordml" xmlns:w15="http://schemas.microsoft.com/office/word/2012/wordml" xmlns:w16cex="http://schemas.microsoft.com/office/word/2018/wordml/cex" xmlns:w16cid="http://schemas.microsoft.com/office/word/2016/wordml/cid" xmlns:w16="http://schemas.microsoft.com/office/word/2018/wordml" xmlns:w16se="http://schemas.microsoft.com/office/word/2015/wordml/symex" mc:Ignorable="w14 w15 w16se w16cid w16 w16cex">
+<w:styles xmlns:mc="http://schemas.openxmlformats.org/markup-compatibility/2006" xmlns:r="http://schemas.openxmlformats.org/officeDocument/2006/relationships" xmlns:w="http://schemas.openxmlformats.org/wordprocessingml/2006/main" xmlns:w14="http://schemas.microsoft.com/office/word/2010/wordml" xmlns:w15="http://schemas.microsoft.com/office/word/2012/wordml" xmlns:w16cex="http://schemas.microsoft.com/office/word/2018/wordml/cex" xmlns:w16cid="http://schemas.microsoft.com/office/word/2016/wordml/cid" xmlns:w16="http://schemas.microsoft.com/office/word/2018/wordml" xmlns:w16du="http://schemas.microsoft.com/office/word/2023/wordml/word16du" xmlns:w16sdtdh="http://schemas.microsoft.com/office/word/2020/wordml/sdtdatahash" xmlns:w16sdtfl="http://schemas.microsoft.com/office/word/2024/wordml/sdtformatlock" xmlns:w16se="http://schemas.microsoft.com/office/word/2015/wordml/symex" mc:Ignorable="w14 w15 w16se w16cid w16 w16cex w16sdtdh w16sdtfl w16du">
   <w:docDefaults>
     <w:rPrDefault>
       <w:rPr>
@@ -8319,7 +8694,7 @@
 </file>
 
 <file path=word/glossary/webSettings.xml><?xml version="1.0" encoding="utf-8"?>
-<w:webSettings xmlns:mc="http://schemas.openxmlformats.org/markup-compatibility/2006" xmlns:r="http://schemas.openxmlformats.org/officeDocument/2006/relationships" xmlns:w="http://schemas.openxmlformats.org/wordprocessingml/2006/main" xmlns:w14="http://schemas.microsoft.com/office/word/2010/wordml" xmlns:w15="http://schemas.microsoft.com/office/word/2012/wordml" xmlns:w16cex="http://schemas.microsoft.com/office/word/2018/wordml/cex" xmlns:w16cid="http://schemas.microsoft.com/office/word/2016/wordml/cid" xmlns:w16="http://schemas.microsoft.com/office/word/2018/wordml" xmlns:w16se="http://schemas.microsoft.com/office/word/2015/wordml/symex" mc:Ignorable="w14 w15 w16se w16cid w16 w16cex">
+<w:webSettings xmlns:mc="http://schemas.openxmlformats.org/markup-compatibility/2006" xmlns:r="http://schemas.openxmlformats.org/officeDocument/2006/relationships" xmlns:w="http://schemas.openxmlformats.org/wordprocessingml/2006/main" xmlns:w14="http://schemas.microsoft.com/office/word/2010/wordml" xmlns:w15="http://schemas.microsoft.com/office/word/2012/wordml" xmlns:w16cex="http://schemas.microsoft.com/office/word/2018/wordml/cex" xmlns:w16cid="http://schemas.microsoft.com/office/word/2016/wordml/cid" xmlns:w16="http://schemas.microsoft.com/office/word/2018/wordml" xmlns:w16du="http://schemas.microsoft.com/office/word/2023/wordml/word16du" xmlns:w16sdtdh="http://schemas.microsoft.com/office/word/2020/wordml/sdtdatahash" xmlns:w16sdtfl="http://schemas.microsoft.com/office/word/2024/wordml/sdtformatlock" xmlns:w16se="http://schemas.microsoft.com/office/word/2015/wordml/symex" mc:Ignorable="w14 w15 w16se w16cid w16 w16cex w16sdtdh w16sdtfl w16du">
   <w:optimizeForBrowser/>
   <w:allowPNG/>
 </w:webSettings>
